--- a/FInal/Final Year Report-Mr_H1.docx
+++ b/FInal/Final Year Report-Mr_H1.docx
@@ -1,6 +1,6 @@
 
 <file path=word/document.xml><?xml version="1.0" encoding="utf-8"?>
-<w:document xmlns:wpc="http://schemas.microsoft.com/office/word/2010/wordprocessingCanvas" xmlns:cx="http://schemas.microsoft.com/office/drawing/2014/chartex" xmlns:cx1="http://schemas.microsoft.com/office/drawing/2015/9/8/chartex" xmlns:cx2="http://schemas.microsoft.com/office/drawing/2015/10/21/chartex" xmlns:cx3="http://schemas.microsoft.com/office/drawing/2016/5/9/chartex" xmlns:cx4="http://schemas.microsoft.com/office/drawing/2016/5/10/chartex" xmlns:cx5="http://schemas.microsoft.com/office/drawing/2016/5/11/chartex" xmlns:cx6="http://schemas.microsoft.com/office/drawing/2016/5/12/chartex" xmlns:cx7="http://schemas.microsoft.com/office/drawing/2016/5/13/chartex" xmlns:cx8="http://schemas.microsoft.com/office/drawing/2016/5/14/chartex" xmlns:mc="http://schemas.openxmlformats.org/markup-compatibility/2006" xmlns:aink="http://schemas.microsoft.com/office/drawing/2016/ink" xmlns:am3d="http://schemas.microsoft.com/office/drawing/2017/model3d" xmlns:o="urn:schemas-microsoft-com:office:office" xmlns:r="http://schemas.openxmlformats.org/officeDocument/2006/relationships" xmlns:m="http://schemas.openxmlformats.org/officeDocument/2006/math" xmlns:v="urn:schemas-microsoft-com:vml" xmlns:wp14="http://schemas.microsoft.com/office/word/2010/wordprocessingDrawing" xmlns:wp="http://schemas.openxmlformats.org/drawingml/2006/wordprocessingDrawing" xmlns:w10="urn:schemas-microsoft-com:office:word" xmlns:w="http://schemas.openxmlformats.org/wordprocessingml/2006/main" xmlns:w14="http://schemas.microsoft.com/office/word/2010/wordml" xmlns:w15="http://schemas.microsoft.com/office/word/2012/wordml" xmlns:w16cid="http://schemas.microsoft.com/office/word/2016/wordml/cid" xmlns:w16se="http://schemas.microsoft.com/office/word/2015/wordml/symex" xmlns:wpg="http://schemas.microsoft.com/office/word/2010/wordprocessingGroup" xmlns:wpi="http://schemas.microsoft.com/office/word/2010/wordprocessingInk" xmlns:wne="http://schemas.microsoft.com/office/word/2006/wordml" xmlns:wps="http://schemas.microsoft.com/office/word/2010/wordprocessingShape" mc:Ignorable="w14 w15 w16se w16cid wp14">
+<w:document xmlns:wpc="http://schemas.microsoft.com/office/word/2010/wordprocessingCanvas" xmlns:cx="http://schemas.microsoft.com/office/drawing/2014/chartex" xmlns:cx1="http://schemas.microsoft.com/office/drawing/2015/9/8/chartex" xmlns:cx2="http://schemas.microsoft.com/office/drawing/2015/10/21/chartex" xmlns:cx3="http://schemas.microsoft.com/office/drawing/2016/5/9/chartex" xmlns:cx4="http://schemas.microsoft.com/office/drawing/2016/5/10/chartex" xmlns:cx5="http://schemas.microsoft.com/office/drawing/2016/5/11/chartex" xmlns:cx6="http://schemas.microsoft.com/office/drawing/2016/5/12/chartex" xmlns:cx7="http://schemas.microsoft.com/office/drawing/2016/5/13/chartex" xmlns:cx8="http://schemas.microsoft.com/office/drawing/2016/5/14/chartex" xmlns:mc="http://schemas.openxmlformats.org/markup-compatibility/2006" xmlns:aink="http://schemas.microsoft.com/office/drawing/2016/ink" xmlns:am3d="http://schemas.microsoft.com/office/drawing/2017/model3d" xmlns:o="urn:schemas-microsoft-com:office:office" xmlns:oel="http://schemas.microsoft.com/office/2019/extlst" xmlns:r="http://schemas.openxmlformats.org/officeDocument/2006/relationships" xmlns:m="http://schemas.openxmlformats.org/officeDocument/2006/math" xmlns:v="urn:schemas-microsoft-com:vml" xmlns:wp14="http://schemas.microsoft.com/office/word/2010/wordprocessingDrawing" xmlns:wp="http://schemas.openxmlformats.org/drawingml/2006/wordprocessingDrawing" xmlns:w10="urn:schemas-microsoft-com:office:word" xmlns:w="http://schemas.openxmlformats.org/wordprocessingml/2006/main" xmlns:w14="http://schemas.microsoft.com/office/word/2010/wordml" xmlns:w15="http://schemas.microsoft.com/office/word/2012/wordml" xmlns:w16cex="http://schemas.microsoft.com/office/word/2018/wordml/cex" xmlns:w16cid="http://schemas.microsoft.com/office/word/2016/wordml/cid" xmlns:w16="http://schemas.microsoft.com/office/word/2018/wordml" xmlns:w16du="http://schemas.microsoft.com/office/word/2023/wordml/word16du" xmlns:w16sdtdh="http://schemas.microsoft.com/office/word/2020/wordml/sdtdatahash" xmlns:w16sdtfl="http://schemas.microsoft.com/office/word/2024/wordml/sdtformatlock" xmlns:w16se="http://schemas.microsoft.com/office/word/2015/wordml/symex" xmlns:wpg="http://schemas.microsoft.com/office/word/2010/wordprocessingGroup" xmlns:wpi="http://schemas.microsoft.com/office/word/2010/wordprocessingInk" xmlns:wne="http://schemas.microsoft.com/office/word/2006/wordml" xmlns:wps="http://schemas.microsoft.com/office/word/2010/wordprocessingShape" mc:Ignorable="w14 w15 w16se w16cid w16 w16cex w16sdtdh w16sdtfl w16du wp14">
   <w:body>
     <w:p>
       <w:pPr>
@@ -16,8 +16,6 @@
           <w:lang w:val="en-US"/>
         </w:rPr>
       </w:pPr>
-      <w:bookmarkStart w:id="0" w:name="_GoBack"/>
-      <w:bookmarkEnd w:id="0"/>
       <w:r>
         <w:rPr>
           <w:rFonts w:ascii="Times New Roman" w:hAnsi="Times New Roman" w:cs="Times New Roman"/>
@@ -29,13 +27,13 @@
           <w:lang w:val="en-US"/>
         </w:rPr>
         <w:drawing>
-          <wp:anchor distT="0" distB="0" distL="114300" distR="114300" simplePos="0" relativeHeight="251659264" behindDoc="0" locked="0" layoutInCell="1" allowOverlap="1" wp14:anchorId="38D6B3F5" wp14:editId="733DA019">
+          <wp:anchor distT="0" distB="0" distL="114300" distR="114300" simplePos="0" relativeHeight="251659264" behindDoc="0" locked="0" layoutInCell="1" allowOverlap="1" wp14:anchorId="38D6B3F5" wp14:editId="20AF5607">
             <wp:simplePos x="0" y="0"/>
             <wp:positionH relativeFrom="margin">
-              <wp:posOffset>2721610</wp:posOffset>
+              <wp:posOffset>2969582</wp:posOffset>
             </wp:positionH>
             <wp:positionV relativeFrom="paragraph">
-              <wp:posOffset>183515</wp:posOffset>
+              <wp:posOffset>175895</wp:posOffset>
             </wp:positionV>
             <wp:extent cx="3007360" cy="558165"/>
             <wp:effectExtent l="0" t="0" r="2540" b="0"/>
@@ -102,10 +100,10 @@
           <w:lang w:val="en-US"/>
         </w:rPr>
         <w:drawing>
-          <wp:anchor distT="0" distB="0" distL="114300" distR="114300" simplePos="0" relativeHeight="251660288" behindDoc="1" locked="0" layoutInCell="1" allowOverlap="1" wp14:anchorId="1987BA42" wp14:editId="1E33C19D">
+          <wp:anchor distT="0" distB="0" distL="114300" distR="114300" simplePos="0" relativeHeight="251660288" behindDoc="1" locked="0" layoutInCell="1" allowOverlap="1" wp14:anchorId="1987BA42" wp14:editId="0A317D4D">
             <wp:simplePos x="0" y="0"/>
             <wp:positionH relativeFrom="margin">
-              <wp:posOffset>0</wp:posOffset>
+              <wp:posOffset>299720</wp:posOffset>
             </wp:positionH>
             <wp:positionV relativeFrom="paragraph">
               <wp:posOffset>0</wp:posOffset>
@@ -821,17 +819,6 @@
           <w:lang w:val="en-US"/>
         </w:rPr>
       </w:pPr>
-      <w:r>
-        <w:rPr>
-          <w:rFonts w:ascii="Times New Roman" w:hAnsi="Times New Roman" w:cs="Times New Roman"/>
-          <w:b/>
-          <w:bCs/>
-          <w:sz w:val="28"/>
-          <w:szCs w:val="28"/>
-          <w:lang w:val="en-US"/>
-        </w:rPr>
-        <w:t>MAY 2025</w:t>
-      </w:r>
     </w:p>
     <w:p>
       <w:pPr>
@@ -841,11 +828,54 @@
           <w:rFonts w:ascii="Times New Roman" w:hAnsi="Times New Roman" w:cs="Times New Roman"/>
           <w:b/>
           <w:bCs/>
+          <w:sz w:val="28"/>
+          <w:szCs w:val="28"/>
+          <w:lang w:val="en-US"/>
+        </w:rPr>
+      </w:pPr>
+      <w:r>
+        <w:rPr>
+          <w:rFonts w:ascii="Times New Roman" w:hAnsi="Times New Roman" w:cs="Times New Roman"/>
+          <w:b/>
+          <w:bCs/>
+          <w:sz w:val="28"/>
+          <w:szCs w:val="28"/>
+          <w:lang w:val="en-US"/>
+        </w:rPr>
+        <w:t>MAY 2025</w:t>
+      </w:r>
+    </w:p>
+    <w:p>
+      <w:pPr>
+        <w:spacing w:line="360" w:lineRule="auto"/>
+        <w:jc w:val="center"/>
+        <w:rPr>
+          <w:rFonts w:ascii="Times New Roman" w:hAnsi="Times New Roman" w:cs="Times New Roman"/>
+          <w:b/>
+          <w:bCs/>
+          <w:sz w:val="28"/>
+          <w:szCs w:val="28"/>
+          <w:lang w:val="en-US"/>
+        </w:rPr>
+      </w:pPr>
+    </w:p>
+    <w:p>
+      <w:pPr>
+        <w:spacing w:line="360" w:lineRule="auto"/>
+        <w:jc w:val="center"/>
+        <w:rPr>
+          <w:rFonts w:ascii="Times New Roman" w:hAnsi="Times New Roman" w:cs="Times New Roman"/>
+          <w:b/>
+          <w:bCs/>
           <w:sz w:val="32"/>
           <w:szCs w:val="32"/>
         </w:rPr>
       </w:pPr>
-      <w:r>
+    </w:p>
+    <w:p>
+      <w:pPr>
+        <w:spacing w:line="360" w:lineRule="auto"/>
+        <w:jc w:val="center"/>
         <w:rPr>
           <w:rFonts w:ascii="Times New Roman" w:hAnsi="Times New Roman" w:cs="Times New Roman"/>
           <w:b/>
@@ -853,7 +883,15 @@
           <w:sz w:val="32"/>
           <w:szCs w:val="32"/>
         </w:rPr>
-        <w:lastRenderedPageBreak/>
+      </w:pPr>
+      <w:r>
+        <w:rPr>
+          <w:rFonts w:ascii="Times New Roman" w:hAnsi="Times New Roman" w:cs="Times New Roman"/>
+          <w:b/>
+          <w:bCs/>
+          <w:sz w:val="32"/>
+          <w:szCs w:val="32"/>
+        </w:rPr>
         <w:t>BONAFIDE CERTIFICATE</w:t>
       </w:r>
     </w:p>
@@ -1187,7 +1225,7 @@
           <w:headerReference w:type="first" r:id="rId14"/>
           <w:footerReference w:type="first" r:id="rId15"/>
           <w:pgSz w:w="11906" w:h="16838"/>
-          <w:pgMar w:top="1440" w:right="1440" w:bottom="1440" w:left="1440" w:header="708" w:footer="708" w:gutter="0"/>
+          <w:pgMar w:top="936" w:right="720" w:bottom="936" w:left="1440" w:header="706" w:footer="706" w:gutter="0"/>
           <w:pgNumType w:fmt="lowerRoman"/>
           <w:cols w:space="708"/>
           <w:titlePg/>
@@ -1736,7 +1774,6 @@
           <w:sz w:val="28"/>
           <w:szCs w:val="28"/>
         </w:rPr>
-        <w:lastRenderedPageBreak/>
         <w:t>ACKNOWLEDGEMENT</w:t>
       </w:r>
     </w:p>
@@ -2503,16 +2540,25 @@
           <w:sz w:val="28"/>
           <w:szCs w:val="28"/>
         </w:rPr>
-        <w:t xml:space="preserve"> MAHESWARAN</w:t>
-      </w:r>
-      <w:r>
-        <w:rPr>
-          <w:rFonts w:ascii="Times New Roman" w:hAnsi="Times New Roman" w:cs="Times New Roman"/>
-          <w:sz w:val="28"/>
-          <w:szCs w:val="28"/>
-        </w:rPr>
         <w:t xml:space="preserve"> </w:t>
       </w:r>
+      <w:proofErr w:type="gramStart"/>
+      <w:r>
+        <w:rPr>
+          <w:rFonts w:ascii="Times New Roman" w:hAnsi="Times New Roman" w:cs="Times New Roman"/>
+          <w:sz w:val="28"/>
+          <w:szCs w:val="28"/>
+        </w:rPr>
+        <w:t>MAHESWARAN</w:t>
+      </w:r>
+      <w:r>
+        <w:rPr>
+          <w:rFonts w:ascii="Times New Roman" w:hAnsi="Times New Roman" w:cs="Times New Roman"/>
+          <w:sz w:val="28"/>
+          <w:szCs w:val="28"/>
+        </w:rPr>
+        <w:t xml:space="preserve"> </w:t>
+      </w:r>
       <w:r>
         <w:rPr>
           <w:rFonts w:ascii="Times New Roman" w:hAnsi="Times New Roman" w:cs="Times New Roman"/>
@@ -2521,6 +2567,7 @@
         </w:rPr>
         <w:t>)</w:t>
       </w:r>
+      <w:proofErr w:type="gramEnd"/>
     </w:p>
     <w:p>
       <w:pPr>
@@ -2564,7 +2611,16 @@
           <w:sz w:val="28"/>
           <w:szCs w:val="28"/>
         </w:rPr>
-        <w:t xml:space="preserve"> MOHAMED Y</w:t>
+        <w:t xml:space="preserve"> MOHAMED </w:t>
+      </w:r>
+      <w:proofErr w:type="gramStart"/>
+      <w:r>
+        <w:rPr>
+          <w:rFonts w:ascii="Times New Roman" w:hAnsi="Times New Roman" w:cs="Times New Roman"/>
+          <w:sz w:val="28"/>
+          <w:szCs w:val="28"/>
+        </w:rPr>
+        <w:t>Y</w:t>
       </w:r>
       <w:r>
         <w:rPr>
@@ -2598,6 +2654,7 @@
         </w:rPr>
         <w:t>)</w:t>
       </w:r>
+      <w:proofErr w:type="gramEnd"/>
     </w:p>
     <w:p>
       <w:pPr>
@@ -2643,6 +2700,7 @@
         </w:rPr>
         <w:t xml:space="preserve"> </w:t>
       </w:r>
+      <w:proofErr w:type="gramStart"/>
       <w:r>
         <w:rPr>
           <w:rFonts w:ascii="Times New Roman" w:hAnsi="Times New Roman" w:cs="Times New Roman"/>
@@ -2667,6 +2725,7 @@
         </w:rPr>
         <w:t>)</w:t>
       </w:r>
+      <w:proofErr w:type="gramEnd"/>
     </w:p>
     <w:p>
       <w:pPr>
@@ -2710,16 +2769,25 @@
           <w:sz w:val="28"/>
           <w:szCs w:val="28"/>
         </w:rPr>
-        <w:t xml:space="preserve"> SUDHARSAN</w:t>
-      </w:r>
-      <w:r>
-        <w:rPr>
-          <w:rFonts w:ascii="Times New Roman" w:hAnsi="Times New Roman" w:cs="Times New Roman"/>
-          <w:sz w:val="28"/>
-          <w:szCs w:val="28"/>
-        </w:rPr>
         <w:t xml:space="preserve"> </w:t>
       </w:r>
+      <w:proofErr w:type="gramStart"/>
+      <w:r>
+        <w:rPr>
+          <w:rFonts w:ascii="Times New Roman" w:hAnsi="Times New Roman" w:cs="Times New Roman"/>
+          <w:sz w:val="28"/>
+          <w:szCs w:val="28"/>
+        </w:rPr>
+        <w:t>SUDHARSAN</w:t>
+      </w:r>
+      <w:r>
+        <w:rPr>
+          <w:rFonts w:ascii="Times New Roman" w:hAnsi="Times New Roman" w:cs="Times New Roman"/>
+          <w:sz w:val="28"/>
+          <w:szCs w:val="28"/>
+        </w:rPr>
+        <w:t xml:space="preserve"> </w:t>
+      </w:r>
       <w:r>
         <w:rPr>
           <w:rFonts w:ascii="Times New Roman" w:hAnsi="Times New Roman" w:cs="Times New Roman"/>
@@ -2728,6 +2796,7 @@
         </w:rPr>
         <w:t>)</w:t>
       </w:r>
+      <w:proofErr w:type="gramEnd"/>
     </w:p>
     <w:p>
       <w:pPr>
@@ -2762,22 +2831,8 @@
           <w:sz w:val="28"/>
           <w:szCs w:val="28"/>
         </w:rPr>
-        <w:lastRenderedPageBreak/>
         <w:t>ABSTRACT</w:t>
       </w:r>
-    </w:p>
-    <w:p>
-      <w:pPr>
-        <w:spacing w:line="360" w:lineRule="auto"/>
-        <w:jc w:val="center"/>
-        <w:rPr>
-          <w:rFonts w:ascii="Times New Roman" w:hAnsi="Times New Roman" w:cs="Times New Roman"/>
-          <w:b/>
-          <w:bCs/>
-          <w:sz w:val="28"/>
-          <w:szCs w:val="28"/>
-        </w:rPr>
-      </w:pPr>
     </w:p>
     <w:p>
       <w:pPr>
@@ -2790,158 +2845,6 @@
           <w:szCs w:val="32"/>
         </w:rPr>
       </w:pPr>
-      <w:r>
-        <w:rPr>
-          <w:rFonts w:ascii="Times New Roman" w:hAnsi="Times New Roman" w:cs="Times New Roman"/>
-          <w:sz w:val="32"/>
-          <w:szCs w:val="32"/>
-        </w:rPr>
-        <w:t xml:space="preserve">The </w:t>
-      </w:r>
-      <w:r>
-        <w:rPr>
-          <w:rFonts w:ascii="Times New Roman" w:hAnsi="Times New Roman" w:cs="Times New Roman"/>
-          <w:b/>
-          <w:bCs/>
-          <w:sz w:val="32"/>
-          <w:szCs w:val="32"/>
-        </w:rPr>
-        <w:t>exponential growth of wireless data demand</w:t>
-      </w:r>
-      <w:r>
-        <w:rPr>
-          <w:rFonts w:ascii="Times New Roman" w:hAnsi="Times New Roman" w:cs="Times New Roman"/>
-          <w:sz w:val="32"/>
-          <w:szCs w:val="32"/>
-        </w:rPr>
-        <w:t xml:space="preserve"> and the </w:t>
-      </w:r>
-      <w:r>
-        <w:rPr>
-          <w:rFonts w:ascii="Times New Roman" w:hAnsi="Times New Roman" w:cs="Times New Roman"/>
-          <w:b/>
-          <w:bCs/>
-          <w:sz w:val="32"/>
-          <w:szCs w:val="32"/>
-        </w:rPr>
-        <w:t>limitations of conventional communication infrastructure</w:t>
-      </w:r>
-      <w:r>
-        <w:rPr>
-          <w:rFonts w:ascii="Times New Roman" w:hAnsi="Times New Roman" w:cs="Times New Roman"/>
-          <w:sz w:val="32"/>
-          <w:szCs w:val="32"/>
-        </w:rPr>
-        <w:t xml:space="preserve"> have necessitated the development of </w:t>
-      </w:r>
-      <w:r>
-        <w:rPr>
-          <w:rFonts w:ascii="Times New Roman" w:hAnsi="Times New Roman" w:cs="Times New Roman"/>
-          <w:b/>
-          <w:bCs/>
-          <w:sz w:val="32"/>
-          <w:szCs w:val="32"/>
-        </w:rPr>
-        <w:t>innovative technologies</w:t>
-      </w:r>
-      <w:r>
-        <w:rPr>
-          <w:rFonts w:ascii="Times New Roman" w:hAnsi="Times New Roman" w:cs="Times New Roman"/>
-          <w:sz w:val="32"/>
-          <w:szCs w:val="32"/>
-        </w:rPr>
-        <w:t xml:space="preserve"> to improve </w:t>
-      </w:r>
-      <w:r>
-        <w:rPr>
-          <w:rFonts w:ascii="Times New Roman" w:hAnsi="Times New Roman" w:cs="Times New Roman"/>
-          <w:b/>
-          <w:bCs/>
-          <w:sz w:val="32"/>
-          <w:szCs w:val="32"/>
-        </w:rPr>
-        <w:t>signal quality</w:t>
-      </w:r>
-      <w:r>
-        <w:rPr>
-          <w:rFonts w:ascii="Times New Roman" w:hAnsi="Times New Roman" w:cs="Times New Roman"/>
-          <w:sz w:val="32"/>
-          <w:szCs w:val="32"/>
-        </w:rPr>
-        <w:t xml:space="preserve"> and </w:t>
-      </w:r>
-      <w:r>
-        <w:rPr>
-          <w:rFonts w:ascii="Times New Roman" w:hAnsi="Times New Roman" w:cs="Times New Roman"/>
-          <w:b/>
-          <w:bCs/>
-          <w:sz w:val="32"/>
-          <w:szCs w:val="32"/>
-        </w:rPr>
-        <w:t>energy efficiency</w:t>
-      </w:r>
-      <w:r>
-        <w:rPr>
-          <w:rFonts w:ascii="Times New Roman" w:hAnsi="Times New Roman" w:cs="Times New Roman"/>
-          <w:sz w:val="32"/>
-          <w:szCs w:val="32"/>
-        </w:rPr>
-        <w:t xml:space="preserve">. </w:t>
-      </w:r>
-      <w:r>
-        <w:rPr>
-          <w:rFonts w:ascii="Times New Roman" w:hAnsi="Times New Roman" w:cs="Times New Roman"/>
-          <w:b/>
-          <w:bCs/>
-          <w:sz w:val="32"/>
-          <w:szCs w:val="32"/>
-        </w:rPr>
-        <w:t>Intelligent Reflecting Surfaces (IRS)</w:t>
-      </w:r>
-      <w:r>
-        <w:rPr>
-          <w:rFonts w:ascii="Times New Roman" w:hAnsi="Times New Roman" w:cs="Times New Roman"/>
-          <w:sz w:val="32"/>
-          <w:szCs w:val="32"/>
-        </w:rPr>
-        <w:t xml:space="preserve"> have emerged as a </w:t>
-      </w:r>
-      <w:r>
-        <w:rPr>
-          <w:rFonts w:ascii="Times New Roman" w:hAnsi="Times New Roman" w:cs="Times New Roman"/>
-          <w:b/>
-          <w:bCs/>
-          <w:sz w:val="32"/>
-          <w:szCs w:val="32"/>
-        </w:rPr>
-        <w:t>promising solution</w:t>
-      </w:r>
-      <w:r>
-        <w:rPr>
-          <w:rFonts w:ascii="Times New Roman" w:hAnsi="Times New Roman" w:cs="Times New Roman"/>
-          <w:sz w:val="32"/>
-          <w:szCs w:val="32"/>
-        </w:rPr>
-        <w:t xml:space="preserve"> in </w:t>
-      </w:r>
-      <w:r>
-        <w:rPr>
-          <w:rFonts w:ascii="Times New Roman" w:hAnsi="Times New Roman" w:cs="Times New Roman"/>
-          <w:b/>
-          <w:bCs/>
-          <w:sz w:val="32"/>
-          <w:szCs w:val="32"/>
-        </w:rPr>
-        <w:t>next-generation wireless networks</w:t>
-      </w:r>
-      <w:r>
-        <w:rPr>
-          <w:rFonts w:ascii="Times New Roman" w:hAnsi="Times New Roman" w:cs="Times New Roman"/>
-          <w:sz w:val="32"/>
-          <w:szCs w:val="32"/>
-        </w:rPr>
-        <w:t>.</w:t>
-      </w:r>
     </w:p>
     <w:p>
       <w:pPr>
@@ -2960,7 +2863,7 @@
           <w:sz w:val="32"/>
           <w:szCs w:val="32"/>
         </w:rPr>
-        <w:t xml:space="preserve">This project explores the </w:t>
+        <w:t xml:space="preserve">The </w:t>
       </w:r>
       <w:r>
         <w:rPr>
@@ -2970,7 +2873,7 @@
           <w:sz w:val="32"/>
           <w:szCs w:val="32"/>
         </w:rPr>
-        <w:t>design and implementation</w:t>
+        <w:t>exponential growth of wireless data demand</w:t>
       </w:r>
       <w:r>
         <w:rPr>
@@ -2978,7 +2881,7 @@
           <w:sz w:val="32"/>
           <w:szCs w:val="32"/>
         </w:rPr>
-        <w:t xml:space="preserve"> of an </w:t>
+        <w:t xml:space="preserve"> and the </w:t>
       </w:r>
       <w:r>
         <w:rPr>
@@ -2988,7 +2891,7 @@
           <w:sz w:val="32"/>
           <w:szCs w:val="32"/>
         </w:rPr>
-        <w:t>IRS-assisted wireless communication system</w:t>
+        <w:t>limitations of conventional communication infrastructure</w:t>
       </w:r>
       <w:r>
         <w:rPr>
@@ -2996,7 +2899,7 @@
           <w:sz w:val="32"/>
           <w:szCs w:val="32"/>
         </w:rPr>
-        <w:t xml:space="preserve">, where a </w:t>
+        <w:t xml:space="preserve"> have necessitated the development of </w:t>
       </w:r>
       <w:r>
         <w:rPr>
@@ -3006,7 +2909,7 @@
           <w:sz w:val="32"/>
           <w:szCs w:val="32"/>
         </w:rPr>
-        <w:t>programmable meta surface</w:t>
+        <w:t>innovative technologies</w:t>
       </w:r>
       <w:r>
         <w:rPr>
@@ -3014,7 +2917,7 @@
           <w:sz w:val="32"/>
           <w:szCs w:val="32"/>
         </w:rPr>
-        <w:t xml:space="preserve"> is used to </w:t>
+        <w:t xml:space="preserve"> to improve </w:t>
       </w:r>
       <w:r>
         <w:rPr>
@@ -3024,7 +2927,7 @@
           <w:sz w:val="32"/>
           <w:szCs w:val="32"/>
         </w:rPr>
-        <w:t>dynamically control</w:t>
+        <w:t>signal quality</w:t>
       </w:r>
       <w:r>
         <w:rPr>
@@ -3032,7 +2935,7 @@
           <w:sz w:val="32"/>
           <w:szCs w:val="32"/>
         </w:rPr>
-        <w:t xml:space="preserve"> the reflection of incident signals toward the receiver, thereby </w:t>
+        <w:t xml:space="preserve"> and </w:t>
       </w:r>
       <w:r>
         <w:rPr>
@@ -3042,7 +2945,61 @@
           <w:sz w:val="32"/>
           <w:szCs w:val="32"/>
         </w:rPr>
-        <w:t>enhancing the overall communication performance</w:t>
+        <w:t>energy efficiency</w:t>
+      </w:r>
+      <w:r>
+        <w:rPr>
+          <w:rFonts w:ascii="Times New Roman" w:hAnsi="Times New Roman" w:cs="Times New Roman"/>
+          <w:sz w:val="32"/>
+          <w:szCs w:val="32"/>
+        </w:rPr>
+        <w:t xml:space="preserve">. </w:t>
+      </w:r>
+      <w:r>
+        <w:rPr>
+          <w:rFonts w:ascii="Times New Roman" w:hAnsi="Times New Roman" w:cs="Times New Roman"/>
+          <w:b/>
+          <w:bCs/>
+          <w:sz w:val="32"/>
+          <w:szCs w:val="32"/>
+        </w:rPr>
+        <w:t>Intelligent Reflecting Surfaces (IRS)</w:t>
+      </w:r>
+      <w:r>
+        <w:rPr>
+          <w:rFonts w:ascii="Times New Roman" w:hAnsi="Times New Roman" w:cs="Times New Roman"/>
+          <w:sz w:val="32"/>
+          <w:szCs w:val="32"/>
+        </w:rPr>
+        <w:t xml:space="preserve"> have emerged as a </w:t>
+      </w:r>
+      <w:r>
+        <w:rPr>
+          <w:rFonts w:ascii="Times New Roman" w:hAnsi="Times New Roman" w:cs="Times New Roman"/>
+          <w:b/>
+          <w:bCs/>
+          <w:sz w:val="32"/>
+          <w:szCs w:val="32"/>
+        </w:rPr>
+        <w:t>promising solution</w:t>
+      </w:r>
+      <w:r>
+        <w:rPr>
+          <w:rFonts w:ascii="Times New Roman" w:hAnsi="Times New Roman" w:cs="Times New Roman"/>
+          <w:sz w:val="32"/>
+          <w:szCs w:val="32"/>
+        </w:rPr>
+        <w:t xml:space="preserve"> in </w:t>
+      </w:r>
+      <w:r>
+        <w:rPr>
+          <w:rFonts w:ascii="Times New Roman" w:hAnsi="Times New Roman" w:cs="Times New Roman"/>
+          <w:b/>
+          <w:bCs/>
+          <w:sz w:val="32"/>
+          <w:szCs w:val="32"/>
+        </w:rPr>
+        <w:t>next-generation wireless networks</w:t>
       </w:r>
       <w:r>
         <w:rPr>
@@ -3070,7 +3027,7 @@
           <w:sz w:val="32"/>
           <w:szCs w:val="32"/>
         </w:rPr>
-        <w:t xml:space="preserve">The </w:t>
+        <w:t xml:space="preserve">This project explores the </w:t>
       </w:r>
       <w:r>
         <w:rPr>
@@ -3080,7 +3037,7 @@
           <w:sz w:val="32"/>
           <w:szCs w:val="32"/>
         </w:rPr>
-        <w:t>IRS is modelled using discrete phase shifts</w:t>
+        <w:t>design and implementation</w:t>
       </w:r>
       <w:r>
         <w:rPr>
@@ -3088,7 +3045,7 @@
           <w:sz w:val="32"/>
           <w:szCs w:val="32"/>
         </w:rPr>
-        <w:t xml:space="preserve"> and is integrated into a </w:t>
+        <w:t xml:space="preserve"> of an </w:t>
       </w:r>
       <w:r>
         <w:rPr>
@@ -3098,7 +3055,7 @@
           <w:sz w:val="32"/>
           <w:szCs w:val="32"/>
         </w:rPr>
-        <w:t>simulation environment</w:t>
+        <w:t>IRS-assisted wireless communication system</w:t>
       </w:r>
       <w:r>
         <w:rPr>
@@ -3106,7 +3063,7 @@
           <w:sz w:val="32"/>
           <w:szCs w:val="32"/>
         </w:rPr>
-        <w:t xml:space="preserve"> to analyse its impact on system parameters such as </w:t>
+        <w:t xml:space="preserve">, where a </w:t>
       </w:r>
       <w:r>
         <w:rPr>
@@ -3116,7 +3073,7 @@
           <w:sz w:val="32"/>
           <w:szCs w:val="32"/>
         </w:rPr>
-        <w:t>signal-to-noise ratio (SNR)</w:t>
+        <w:t>programmable meta surface</w:t>
       </w:r>
       <w:r>
         <w:rPr>
@@ -3124,7 +3081,7 @@
           <w:sz w:val="32"/>
           <w:szCs w:val="32"/>
         </w:rPr>
-        <w:t xml:space="preserve">, </w:t>
+        <w:t xml:space="preserve"> is used to </w:t>
       </w:r>
       <w:r>
         <w:rPr>
@@ -3134,7 +3091,7 @@
           <w:sz w:val="32"/>
           <w:szCs w:val="32"/>
         </w:rPr>
-        <w:t>bit error rate (BER)</w:t>
+        <w:t>dynamically control</w:t>
       </w:r>
       <w:r>
         <w:rPr>
@@ -3142,7 +3099,7 @@
           <w:sz w:val="32"/>
           <w:szCs w:val="32"/>
         </w:rPr>
-        <w:t xml:space="preserve">, and </w:t>
+        <w:t xml:space="preserve"> the reflection of incident signals toward the receiver, thereby </w:t>
       </w:r>
       <w:r>
         <w:rPr>
@@ -3152,61 +3109,7 @@
           <w:sz w:val="32"/>
           <w:szCs w:val="32"/>
         </w:rPr>
-        <w:t>achievable data rate</w:t>
-      </w:r>
-      <w:r>
-        <w:rPr>
-          <w:rFonts w:ascii="Times New Roman" w:hAnsi="Times New Roman" w:cs="Times New Roman"/>
-          <w:sz w:val="32"/>
-          <w:szCs w:val="32"/>
-        </w:rPr>
-        <w:t xml:space="preserve">. </w:t>
-      </w:r>
-      <w:r>
-        <w:rPr>
-          <w:rFonts w:ascii="Times New Roman" w:hAnsi="Times New Roman" w:cs="Times New Roman"/>
-          <w:b/>
-          <w:bCs/>
-          <w:sz w:val="32"/>
-          <w:szCs w:val="32"/>
-        </w:rPr>
-        <w:t>Optimization algorithms</w:t>
-      </w:r>
-      <w:r>
-        <w:rPr>
-          <w:rFonts w:ascii="Times New Roman" w:hAnsi="Times New Roman" w:cs="Times New Roman"/>
-          <w:sz w:val="32"/>
-          <w:szCs w:val="32"/>
-        </w:rPr>
-        <w:t xml:space="preserve"> are employed to configure the IRS elements in real-time, </w:t>
-      </w:r>
-      <w:r>
-        <w:rPr>
-          <w:rFonts w:ascii="Times New Roman" w:hAnsi="Times New Roman" w:cs="Times New Roman"/>
-          <w:b/>
-          <w:bCs/>
-          <w:sz w:val="32"/>
-          <w:szCs w:val="32"/>
-        </w:rPr>
-        <w:t>maximizing signal strength</w:t>
-      </w:r>
-      <w:r>
-        <w:rPr>
-          <w:rFonts w:ascii="Times New Roman" w:hAnsi="Times New Roman" w:cs="Times New Roman"/>
-          <w:sz w:val="32"/>
-          <w:szCs w:val="32"/>
-        </w:rPr>
-        <w:t xml:space="preserve"> at the receiver while </w:t>
-      </w:r>
-      <w:r>
-        <w:rPr>
-          <w:rFonts w:ascii="Times New Roman" w:hAnsi="Times New Roman" w:cs="Times New Roman"/>
-          <w:b/>
-          <w:bCs/>
-          <w:sz w:val="32"/>
-          <w:szCs w:val="32"/>
-        </w:rPr>
-        <w:t>minimizing interference</w:t>
+        <w:t>enhancing the overall communication performance</w:t>
       </w:r>
       <w:r>
         <w:rPr>
@@ -3234,7 +3137,7 @@
           <w:sz w:val="32"/>
           <w:szCs w:val="32"/>
         </w:rPr>
-        <w:t xml:space="preserve">The project demonstrates that </w:t>
+        <w:t xml:space="preserve">The </w:t>
       </w:r>
       <w:r>
         <w:rPr>
@@ -3244,7 +3147,7 @@
           <w:sz w:val="32"/>
           <w:szCs w:val="32"/>
         </w:rPr>
-        <w:t>IRS can significantly improve wireless coverage, reliability, and spectral efficiency</w:t>
+        <w:t>IRS is modelled using discrete phase shifts</w:t>
       </w:r>
       <w:r>
         <w:rPr>
@@ -3252,7 +3155,7 @@
           <w:sz w:val="32"/>
           <w:szCs w:val="32"/>
         </w:rPr>
-        <w:t xml:space="preserve">, especially in </w:t>
+        <w:t xml:space="preserve"> and is integrated into a </w:t>
       </w:r>
       <w:r>
         <w:rPr>
@@ -3262,20 +3165,16 @@
           <w:sz w:val="32"/>
           <w:szCs w:val="32"/>
         </w:rPr>
-        <w:t>non-line-of-sight (</w:t>
-      </w:r>
-      <w:proofErr w:type="spellStart"/>
-      <w:r>
-        <w:rPr>
-          <w:rFonts w:ascii="Times New Roman" w:hAnsi="Times New Roman" w:cs="Times New Roman"/>
-          <w:b/>
-          <w:bCs/>
+        <w:t>simulation environment</w:t>
+      </w:r>
+      <w:r>
+        <w:rPr>
+          <w:rFonts w:ascii="Times New Roman" w:hAnsi="Times New Roman" w:cs="Times New Roman"/>
           <w:sz w:val="32"/>
           <w:szCs w:val="32"/>
         </w:rPr>
-        <w:t>NLoS</w:t>
-      </w:r>
-      <w:proofErr w:type="spellEnd"/>
+        <w:t xml:space="preserve"> to analyse its impact on system parameters such as </w:t>
+      </w:r>
       <w:r>
         <w:rPr>
           <w:rFonts w:ascii="Times New Roman" w:hAnsi="Times New Roman" w:cs="Times New Roman"/>
@@ -3284,7 +3183,97 @@
           <w:sz w:val="32"/>
           <w:szCs w:val="32"/>
         </w:rPr>
-        <w:t>) scenarios</w:t>
+        <w:t>signal-to-noise ratio (SNR)</w:t>
+      </w:r>
+      <w:r>
+        <w:rPr>
+          <w:rFonts w:ascii="Times New Roman" w:hAnsi="Times New Roman" w:cs="Times New Roman"/>
+          <w:sz w:val="32"/>
+          <w:szCs w:val="32"/>
+        </w:rPr>
+        <w:t xml:space="preserve">, </w:t>
+      </w:r>
+      <w:r>
+        <w:rPr>
+          <w:rFonts w:ascii="Times New Roman" w:hAnsi="Times New Roman" w:cs="Times New Roman"/>
+          <w:b/>
+          <w:bCs/>
+          <w:sz w:val="32"/>
+          <w:szCs w:val="32"/>
+        </w:rPr>
+        <w:t>bit error rate (BER)</w:t>
+      </w:r>
+      <w:r>
+        <w:rPr>
+          <w:rFonts w:ascii="Times New Roman" w:hAnsi="Times New Roman" w:cs="Times New Roman"/>
+          <w:sz w:val="32"/>
+          <w:szCs w:val="32"/>
+        </w:rPr>
+        <w:t xml:space="preserve">, and </w:t>
+      </w:r>
+      <w:r>
+        <w:rPr>
+          <w:rFonts w:ascii="Times New Roman" w:hAnsi="Times New Roman" w:cs="Times New Roman"/>
+          <w:b/>
+          <w:bCs/>
+          <w:sz w:val="32"/>
+          <w:szCs w:val="32"/>
+        </w:rPr>
+        <w:t>achievable data rate</w:t>
+      </w:r>
+      <w:r>
+        <w:rPr>
+          <w:rFonts w:ascii="Times New Roman" w:hAnsi="Times New Roman" w:cs="Times New Roman"/>
+          <w:sz w:val="32"/>
+          <w:szCs w:val="32"/>
+        </w:rPr>
+        <w:t xml:space="preserve">. </w:t>
+      </w:r>
+      <w:r>
+        <w:rPr>
+          <w:rFonts w:ascii="Times New Roman" w:hAnsi="Times New Roman" w:cs="Times New Roman"/>
+          <w:b/>
+          <w:bCs/>
+          <w:sz w:val="32"/>
+          <w:szCs w:val="32"/>
+        </w:rPr>
+        <w:t>Optimization algorithms</w:t>
+      </w:r>
+      <w:r>
+        <w:rPr>
+          <w:rFonts w:ascii="Times New Roman" w:hAnsi="Times New Roman" w:cs="Times New Roman"/>
+          <w:sz w:val="32"/>
+          <w:szCs w:val="32"/>
+        </w:rPr>
+        <w:t xml:space="preserve"> are employed to configure the IRS elements in real-time, </w:t>
+      </w:r>
+      <w:r>
+        <w:rPr>
+          <w:rFonts w:ascii="Times New Roman" w:hAnsi="Times New Roman" w:cs="Times New Roman"/>
+          <w:b/>
+          <w:bCs/>
+          <w:sz w:val="32"/>
+          <w:szCs w:val="32"/>
+        </w:rPr>
+        <w:t>maximizing signal strength</w:t>
+      </w:r>
+      <w:r>
+        <w:rPr>
+          <w:rFonts w:ascii="Times New Roman" w:hAnsi="Times New Roman" w:cs="Times New Roman"/>
+          <w:sz w:val="32"/>
+          <w:szCs w:val="32"/>
+        </w:rPr>
+        <w:t xml:space="preserve"> at the receiver while </w:t>
+      </w:r>
+      <w:r>
+        <w:rPr>
+          <w:rFonts w:ascii="Times New Roman" w:hAnsi="Times New Roman" w:cs="Times New Roman"/>
+          <w:b/>
+          <w:bCs/>
+          <w:sz w:val="32"/>
+          <w:szCs w:val="32"/>
+        </w:rPr>
+        <w:t>minimizing interference</w:t>
       </w:r>
       <w:r>
         <w:rPr>
@@ -3312,6 +3301,84 @@
           <w:sz w:val="32"/>
           <w:szCs w:val="32"/>
         </w:rPr>
+        <w:t xml:space="preserve">The project demonstrates that </w:t>
+      </w:r>
+      <w:r>
+        <w:rPr>
+          <w:rFonts w:ascii="Times New Roman" w:hAnsi="Times New Roman" w:cs="Times New Roman"/>
+          <w:b/>
+          <w:bCs/>
+          <w:sz w:val="32"/>
+          <w:szCs w:val="32"/>
+        </w:rPr>
+        <w:t>IRS can significantly improve wireless coverage, reliability, and spectral efficiency</w:t>
+      </w:r>
+      <w:r>
+        <w:rPr>
+          <w:rFonts w:ascii="Times New Roman" w:hAnsi="Times New Roman" w:cs="Times New Roman"/>
+          <w:sz w:val="32"/>
+          <w:szCs w:val="32"/>
+        </w:rPr>
+        <w:t xml:space="preserve">, especially in </w:t>
+      </w:r>
+      <w:r>
+        <w:rPr>
+          <w:rFonts w:ascii="Times New Roman" w:hAnsi="Times New Roman" w:cs="Times New Roman"/>
+          <w:b/>
+          <w:bCs/>
+          <w:sz w:val="32"/>
+          <w:szCs w:val="32"/>
+        </w:rPr>
+        <w:t>non-line-of-sight (</w:t>
+      </w:r>
+      <w:proofErr w:type="spellStart"/>
+      <w:r>
+        <w:rPr>
+          <w:rFonts w:ascii="Times New Roman" w:hAnsi="Times New Roman" w:cs="Times New Roman"/>
+          <w:b/>
+          <w:bCs/>
+          <w:sz w:val="32"/>
+          <w:szCs w:val="32"/>
+        </w:rPr>
+        <w:t>NLoS</w:t>
+      </w:r>
+      <w:proofErr w:type="spellEnd"/>
+      <w:r>
+        <w:rPr>
+          <w:rFonts w:ascii="Times New Roman" w:hAnsi="Times New Roman" w:cs="Times New Roman"/>
+          <w:b/>
+          <w:bCs/>
+          <w:sz w:val="32"/>
+          <w:szCs w:val="32"/>
+        </w:rPr>
+        <w:t>) scenarios</w:t>
+      </w:r>
+      <w:r>
+        <w:rPr>
+          <w:rFonts w:ascii="Times New Roman" w:hAnsi="Times New Roman" w:cs="Times New Roman"/>
+          <w:sz w:val="32"/>
+          <w:szCs w:val="32"/>
+        </w:rPr>
+        <w:t>.</w:t>
+      </w:r>
+    </w:p>
+    <w:p>
+      <w:pPr>
+        <w:spacing w:line="360" w:lineRule="auto"/>
+        <w:ind w:firstLine="720"/>
+        <w:jc w:val="both"/>
+        <w:rPr>
+          <w:rFonts w:ascii="Times New Roman" w:hAnsi="Times New Roman" w:cs="Times New Roman"/>
+          <w:sz w:val="32"/>
+          <w:szCs w:val="32"/>
+        </w:rPr>
+      </w:pPr>
+      <w:r>
+        <w:rPr>
+          <w:rFonts w:ascii="Times New Roman" w:hAnsi="Times New Roman" w:cs="Times New Roman"/>
+          <w:sz w:val="32"/>
+          <w:szCs w:val="32"/>
+        </w:rPr>
         <w:t xml:space="preserve">This work contributes toward the </w:t>
       </w:r>
       <w:r>
@@ -3372,7 +3439,6 @@
           <w:sz w:val="28"/>
           <w:szCs w:val="28"/>
         </w:rPr>
-        <w:lastRenderedPageBreak/>
         <w:t>TABLE OF CONTENTS</w:t>
       </w:r>
     </w:p>
@@ -5902,23 +5968,7 @@
                 <w:sz w:val="28"/>
                 <w:szCs w:val="28"/>
               </w:rPr>
-              <w:t>5.</w:t>
-            </w:r>
-            <w:r>
-              <w:rPr>
-                <w:rFonts w:ascii="Times New Roman" w:hAnsi="Times New Roman" w:cs="Times New Roman"/>
-                <w:sz w:val="28"/>
-                <w:szCs w:val="28"/>
-              </w:rPr>
-              <w:t>2</w:t>
-            </w:r>
-            <w:r>
-              <w:rPr>
-                <w:rFonts w:ascii="Times New Roman" w:hAnsi="Times New Roman" w:cs="Times New Roman"/>
-                <w:sz w:val="28"/>
-                <w:szCs w:val="28"/>
-              </w:rPr>
-              <w:t xml:space="preserve"> INDUCTOR</w:t>
+              <w:t>5.2 INDUCTOR</w:t>
             </w:r>
           </w:p>
         </w:tc>
@@ -5943,15 +5993,7 @@
                 <w:sz w:val="28"/>
                 <w:szCs w:val="28"/>
               </w:rPr>
-              <w:t>2</w:t>
-            </w:r>
-            <w:r>
-              <w:rPr>
-                <w:rFonts w:ascii="Times New Roman" w:hAnsi="Times New Roman" w:cs="Times New Roman"/>
-                <w:sz w:val="28"/>
-                <w:szCs w:val="28"/>
-              </w:rPr>
-              <w:t>4</w:t>
+              <w:t>24</w:t>
             </w:r>
           </w:p>
         </w:tc>
@@ -6000,23 +6042,7 @@
                 <w:sz w:val="28"/>
                 <w:szCs w:val="28"/>
               </w:rPr>
-              <w:t>5.</w:t>
-            </w:r>
-            <w:r>
-              <w:rPr>
-                <w:rFonts w:ascii="Times New Roman" w:hAnsi="Times New Roman" w:cs="Times New Roman"/>
-                <w:sz w:val="28"/>
-                <w:szCs w:val="28"/>
-              </w:rPr>
-              <w:t>3</w:t>
-            </w:r>
-            <w:r>
-              <w:rPr>
-                <w:rFonts w:ascii="Times New Roman" w:hAnsi="Times New Roman" w:cs="Times New Roman"/>
-                <w:sz w:val="28"/>
-                <w:szCs w:val="28"/>
-              </w:rPr>
-              <w:t xml:space="preserve"> VARACTOR DIODE</w:t>
+              <w:t>5.3 VARACTOR DIODE</w:t>
             </w:r>
           </w:p>
         </w:tc>
@@ -6041,15 +6067,7 @@
                 <w:sz w:val="28"/>
                 <w:szCs w:val="28"/>
               </w:rPr>
-              <w:t>2</w:t>
-            </w:r>
-            <w:r>
-              <w:rPr>
-                <w:rFonts w:ascii="Times New Roman" w:hAnsi="Times New Roman" w:cs="Times New Roman"/>
-                <w:sz w:val="28"/>
-                <w:szCs w:val="28"/>
-              </w:rPr>
-              <w:t>5</w:t>
+              <w:t>25</w:t>
             </w:r>
           </w:p>
         </w:tc>
@@ -6098,23 +6116,7 @@
                 <w:sz w:val="28"/>
                 <w:szCs w:val="28"/>
               </w:rPr>
-              <w:t>5.</w:t>
-            </w:r>
-            <w:r>
-              <w:rPr>
-                <w:rFonts w:ascii="Times New Roman" w:hAnsi="Times New Roman" w:cs="Times New Roman"/>
-                <w:sz w:val="28"/>
-                <w:szCs w:val="28"/>
-              </w:rPr>
-              <w:t>4</w:t>
-            </w:r>
-            <w:r>
-              <w:rPr>
-                <w:rFonts w:ascii="Times New Roman" w:hAnsi="Times New Roman" w:cs="Times New Roman"/>
-                <w:sz w:val="28"/>
-                <w:szCs w:val="28"/>
-              </w:rPr>
-              <w:t xml:space="preserve"> IRS PANEL</w:t>
+              <w:t>5.4 IRS PANEL</w:t>
             </w:r>
           </w:p>
         </w:tc>
@@ -6188,23 +6190,7 @@
                 <w:sz w:val="28"/>
                 <w:szCs w:val="28"/>
               </w:rPr>
-              <w:t>5.</w:t>
-            </w:r>
-            <w:r>
-              <w:rPr>
-                <w:rFonts w:ascii="Times New Roman" w:hAnsi="Times New Roman" w:cs="Times New Roman"/>
-                <w:sz w:val="28"/>
-                <w:szCs w:val="28"/>
-              </w:rPr>
-              <w:t>5</w:t>
-            </w:r>
-            <w:r>
-              <w:rPr>
-                <w:rFonts w:ascii="Times New Roman" w:hAnsi="Times New Roman" w:cs="Times New Roman"/>
-                <w:sz w:val="28"/>
-                <w:szCs w:val="28"/>
-              </w:rPr>
-              <w:t xml:space="preserve"> RF TRANSMITTER &amp; RECEIVER</w:t>
+              <w:t>5.5 RF TRANSMITTER &amp; RECEIVER</w:t>
             </w:r>
           </w:p>
         </w:tc>
@@ -6460,23 +6446,7 @@
                 <w:sz w:val="28"/>
                 <w:szCs w:val="28"/>
               </w:rPr>
-              <w:t>5.</w:t>
-            </w:r>
-            <w:r>
-              <w:rPr>
-                <w:rFonts w:ascii="Times New Roman" w:hAnsi="Times New Roman" w:cs="Times New Roman"/>
-                <w:sz w:val="28"/>
-                <w:szCs w:val="28"/>
-              </w:rPr>
-              <w:t>6</w:t>
-            </w:r>
-            <w:r>
-              <w:rPr>
-                <w:rFonts w:ascii="Times New Roman" w:hAnsi="Times New Roman" w:cs="Times New Roman"/>
-                <w:sz w:val="28"/>
-                <w:szCs w:val="28"/>
-              </w:rPr>
-              <w:t xml:space="preserve"> TOWER</w:t>
+              <w:t>5.6 TOWER</w:t>
             </w:r>
           </w:p>
         </w:tc>
@@ -6550,23 +6520,7 @@
                 <w:sz w:val="28"/>
                 <w:szCs w:val="28"/>
               </w:rPr>
-              <w:t>5.</w:t>
-            </w:r>
-            <w:r>
-              <w:rPr>
-                <w:rFonts w:ascii="Times New Roman" w:hAnsi="Times New Roman" w:cs="Times New Roman"/>
-                <w:sz w:val="28"/>
-                <w:szCs w:val="28"/>
-              </w:rPr>
-              <w:t>7</w:t>
-            </w:r>
-            <w:r>
-              <w:rPr>
-                <w:rFonts w:ascii="Times New Roman" w:hAnsi="Times New Roman" w:cs="Times New Roman"/>
-                <w:sz w:val="28"/>
-                <w:szCs w:val="28"/>
-              </w:rPr>
-              <w:t xml:space="preserve"> ANTENNA</w:t>
+              <w:t>5.7 ANTENNA</w:t>
             </w:r>
           </w:p>
         </w:tc>
@@ -8805,7 +8759,6 @@
           <w:sz w:val="28"/>
           <w:szCs w:val="28"/>
         </w:rPr>
-        <w:lastRenderedPageBreak/>
         <w:t>LIST OF TABLES</w:t>
       </w:r>
     </w:p>
@@ -8837,8 +8790,8 @@
         <w:tblLook w:val="04A0" w:firstRow="1" w:lastRow="0" w:firstColumn="1" w:lastColumn="0" w:noHBand="0" w:noVBand="1"/>
       </w:tblPr>
       <w:tblGrid>
-        <w:gridCol w:w="2060"/>
-        <w:gridCol w:w="5924"/>
+        <w:gridCol w:w="2249"/>
+        <w:gridCol w:w="5735"/>
         <w:gridCol w:w="1546"/>
       </w:tblGrid>
       <w:tr>
@@ -8847,7 +8800,7 @@
         </w:trPr>
         <w:tc>
           <w:tcPr>
-            <w:tcW w:w="1081" w:type="pct"/>
+            <w:tcW w:w="1180" w:type="pct"/>
             <w:vAlign w:val="center"/>
           </w:tcPr>
           <w:p>
@@ -8876,7 +8829,7 @@
         </w:tc>
         <w:tc>
           <w:tcPr>
-            <w:tcW w:w="3108" w:type="pct"/>
+            <w:tcW w:w="3008" w:type="pct"/>
             <w:vAlign w:val="center"/>
           </w:tcPr>
           <w:p>
@@ -8939,7 +8892,7 @@
         </w:trPr>
         <w:tc>
           <w:tcPr>
-            <w:tcW w:w="1081" w:type="pct"/>
+            <w:tcW w:w="1180" w:type="pct"/>
             <w:vAlign w:val="center"/>
           </w:tcPr>
           <w:p>
@@ -8988,7 +8941,7 @@
         </w:tc>
         <w:tc>
           <w:tcPr>
-            <w:tcW w:w="3108" w:type="pct"/>
+            <w:tcW w:w="3008" w:type="pct"/>
             <w:vAlign w:val="center"/>
           </w:tcPr>
           <w:p>
@@ -9312,7 +9265,6 @@
           <w:sz w:val="28"/>
           <w:szCs w:val="28"/>
         </w:rPr>
-        <w:lastRenderedPageBreak/>
         <w:t>LIST OF FIGURES</w:t>
       </w:r>
     </w:p>
@@ -11099,7 +11051,6 @@
           <w:sz w:val="28"/>
           <w:szCs w:val="28"/>
         </w:rPr>
-        <w:lastRenderedPageBreak/>
         <w:t>ABBREVIATIONS</w:t>
       </w:r>
     </w:p>
@@ -11131,9 +11082,9 @@
         <w:tblLook w:val="04A0" w:firstRow="1" w:lastRow="0" w:firstColumn="1" w:lastColumn="0" w:noHBand="0" w:noVBand="1"/>
       </w:tblPr>
       <w:tblGrid>
-        <w:gridCol w:w="1051"/>
-        <w:gridCol w:w="2506"/>
-        <w:gridCol w:w="5973"/>
+        <w:gridCol w:w="1050"/>
+        <w:gridCol w:w="2998"/>
+        <w:gridCol w:w="5482"/>
       </w:tblGrid>
       <w:tr>
         <w:trPr>
@@ -11142,7 +11093,7 @@
         <w:tc>
           <w:tcPr>
             <w:tcW w:w="551" w:type="pct"/>
-            <w:vAlign w:val="bottom"/>
+            <w:vAlign w:val="center"/>
           </w:tcPr>
           <w:p>
             <w:pPr>
@@ -11170,8 +11121,8 @@
         </w:tc>
         <w:tc>
           <w:tcPr>
-            <w:tcW w:w="1315" w:type="pct"/>
-            <w:vAlign w:val="bottom"/>
+            <w:tcW w:w="1573" w:type="pct"/>
+            <w:vAlign w:val="center"/>
           </w:tcPr>
           <w:p>
             <w:pPr>
@@ -11199,8 +11150,8 @@
         </w:tc>
         <w:tc>
           <w:tcPr>
-            <w:tcW w:w="3134" w:type="pct"/>
-            <w:vAlign w:val="bottom"/>
+            <w:tcW w:w="2876" w:type="pct"/>
+            <w:vAlign w:val="center"/>
           </w:tcPr>
           <w:p>
             <w:pPr>
@@ -11262,40 +11213,39 @@
         </w:tc>
         <w:tc>
           <w:tcPr>
-            <w:tcW w:w="1315" w:type="pct"/>
+            <w:tcW w:w="1573" w:type="pct"/>
+            <w:vAlign w:val="center"/>
+          </w:tcPr>
+          <w:p>
+            <w:pPr>
+              <w:spacing w:line="360" w:lineRule="auto"/>
+              <w:jc w:val="center"/>
+              <w:rPr>
+                <w:rFonts w:ascii="Times New Roman" w:hAnsi="Times New Roman" w:cs="Times New Roman"/>
+                <w:b/>
+                <w:bCs/>
+                <w:sz w:val="28"/>
+                <w:szCs w:val="28"/>
+              </w:rPr>
+            </w:pPr>
+            <w:r>
+              <w:rPr>
+                <w:rFonts w:ascii="Times New Roman" w:hAnsi="Times New Roman" w:cs="Times New Roman"/>
+                <w:sz w:val="28"/>
+                <w:szCs w:val="28"/>
+              </w:rPr>
+              <w:t>IRS</w:t>
+            </w:r>
+          </w:p>
+        </w:tc>
+        <w:tc>
+          <w:tcPr>
+            <w:tcW w:w="2876" w:type="pct"/>
             <w:vAlign w:val="bottom"/>
           </w:tcPr>
           <w:p>
             <w:pPr>
               <w:spacing w:line="360" w:lineRule="auto"/>
-              <w:jc w:val="center"/>
-              <w:rPr>
-                <w:rFonts w:ascii="Times New Roman" w:hAnsi="Times New Roman" w:cs="Times New Roman"/>
-                <w:b/>
-                <w:bCs/>
-                <w:sz w:val="28"/>
-                <w:szCs w:val="28"/>
-              </w:rPr>
-            </w:pPr>
-            <w:r>
-              <w:rPr>
-                <w:rFonts w:ascii="Times New Roman" w:hAnsi="Times New Roman" w:cs="Times New Roman"/>
-                <w:sz w:val="28"/>
-                <w:szCs w:val="28"/>
-              </w:rPr>
-              <w:t>IRS</w:t>
-            </w:r>
-          </w:p>
-        </w:tc>
-        <w:tc>
-          <w:tcPr>
-            <w:tcW w:w="3134" w:type="pct"/>
-            <w:vAlign w:val="bottom"/>
-          </w:tcPr>
-          <w:p>
-            <w:pPr>
-              <w:spacing w:line="360" w:lineRule="auto"/>
-              <w:jc w:val="center"/>
               <w:rPr>
                 <w:rFonts w:ascii="Times New Roman" w:hAnsi="Times New Roman" w:cs="Times New Roman"/>
                 <w:b/>
@@ -11396,38 +11346,37 @@
         </w:tc>
         <w:tc>
           <w:tcPr>
-            <w:tcW w:w="1315" w:type="pct"/>
+            <w:tcW w:w="1573" w:type="pct"/>
+            <w:vAlign w:val="center"/>
+          </w:tcPr>
+          <w:p>
+            <w:pPr>
+              <w:spacing w:line="360" w:lineRule="auto"/>
+              <w:jc w:val="center"/>
+              <w:rPr>
+                <w:rFonts w:ascii="Times New Roman" w:hAnsi="Times New Roman" w:cs="Times New Roman"/>
+                <w:sz w:val="28"/>
+                <w:szCs w:val="28"/>
+              </w:rPr>
+            </w:pPr>
+            <w:r>
+              <w:rPr>
+                <w:rFonts w:ascii="Times New Roman" w:hAnsi="Times New Roman" w:cs="Times New Roman"/>
+                <w:sz w:val="28"/>
+                <w:szCs w:val="28"/>
+              </w:rPr>
+              <w:t>MIMO</w:t>
+            </w:r>
+          </w:p>
+        </w:tc>
+        <w:tc>
+          <w:tcPr>
+            <w:tcW w:w="2876" w:type="pct"/>
             <w:vAlign w:val="bottom"/>
           </w:tcPr>
           <w:p>
             <w:pPr>
               <w:spacing w:line="360" w:lineRule="auto"/>
-              <w:jc w:val="center"/>
-              <w:rPr>
-                <w:rFonts w:ascii="Times New Roman" w:hAnsi="Times New Roman" w:cs="Times New Roman"/>
-                <w:sz w:val="28"/>
-                <w:szCs w:val="28"/>
-              </w:rPr>
-            </w:pPr>
-            <w:r>
-              <w:rPr>
-                <w:rFonts w:ascii="Times New Roman" w:hAnsi="Times New Roman" w:cs="Times New Roman"/>
-                <w:sz w:val="28"/>
-                <w:szCs w:val="28"/>
-              </w:rPr>
-              <w:t>MIMO</w:t>
-            </w:r>
-          </w:p>
-        </w:tc>
-        <w:tc>
-          <w:tcPr>
-            <w:tcW w:w="3134" w:type="pct"/>
-            <w:vAlign w:val="bottom"/>
-          </w:tcPr>
-          <w:p>
-            <w:pPr>
-              <w:spacing w:line="360" w:lineRule="auto"/>
-              <w:jc w:val="center"/>
               <w:rPr>
                 <w:rFonts w:ascii="Times New Roman" w:hAnsi="Times New Roman" w:cs="Times New Roman"/>
                 <w:sz w:val="28"/>
@@ -11544,38 +11493,37 @@
         </w:tc>
         <w:tc>
           <w:tcPr>
-            <w:tcW w:w="1315" w:type="pct"/>
+            <w:tcW w:w="1573" w:type="pct"/>
+            <w:vAlign w:val="center"/>
+          </w:tcPr>
+          <w:p>
+            <w:pPr>
+              <w:spacing w:line="360" w:lineRule="auto"/>
+              <w:jc w:val="center"/>
+              <w:rPr>
+                <w:rFonts w:ascii="Times New Roman" w:hAnsi="Times New Roman" w:cs="Times New Roman"/>
+                <w:sz w:val="28"/>
+                <w:szCs w:val="28"/>
+              </w:rPr>
+            </w:pPr>
+            <w:r>
+              <w:rPr>
+                <w:rFonts w:ascii="Times New Roman" w:hAnsi="Times New Roman" w:cs="Times New Roman"/>
+                <w:sz w:val="28"/>
+                <w:szCs w:val="28"/>
+              </w:rPr>
+              <w:t>IoT</w:t>
+            </w:r>
+          </w:p>
+        </w:tc>
+        <w:tc>
+          <w:tcPr>
+            <w:tcW w:w="2876" w:type="pct"/>
             <w:vAlign w:val="bottom"/>
           </w:tcPr>
           <w:p>
             <w:pPr>
               <w:spacing w:line="360" w:lineRule="auto"/>
-              <w:jc w:val="center"/>
-              <w:rPr>
-                <w:rFonts w:ascii="Times New Roman" w:hAnsi="Times New Roman" w:cs="Times New Roman"/>
-                <w:sz w:val="28"/>
-                <w:szCs w:val="28"/>
-              </w:rPr>
-            </w:pPr>
-            <w:r>
-              <w:rPr>
-                <w:rFonts w:ascii="Times New Roman" w:hAnsi="Times New Roman" w:cs="Times New Roman"/>
-                <w:sz w:val="28"/>
-                <w:szCs w:val="28"/>
-              </w:rPr>
-              <w:t>IoT</w:t>
-            </w:r>
-          </w:p>
-        </w:tc>
-        <w:tc>
-          <w:tcPr>
-            <w:tcW w:w="3134" w:type="pct"/>
-            <w:vAlign w:val="bottom"/>
-          </w:tcPr>
-          <w:p>
-            <w:pPr>
-              <w:spacing w:line="360" w:lineRule="auto"/>
-              <w:jc w:val="center"/>
               <w:rPr>
                 <w:rFonts w:ascii="Times New Roman" w:hAnsi="Times New Roman" w:cs="Times New Roman"/>
                 <w:sz w:val="28"/>
@@ -11674,38 +11622,37 @@
         </w:tc>
         <w:tc>
           <w:tcPr>
-            <w:tcW w:w="1315" w:type="pct"/>
+            <w:tcW w:w="1573" w:type="pct"/>
+            <w:vAlign w:val="center"/>
+          </w:tcPr>
+          <w:p>
+            <w:pPr>
+              <w:spacing w:line="360" w:lineRule="auto"/>
+              <w:jc w:val="center"/>
+              <w:rPr>
+                <w:rFonts w:ascii="Times New Roman" w:hAnsi="Times New Roman" w:cs="Times New Roman"/>
+                <w:sz w:val="28"/>
+                <w:szCs w:val="28"/>
+              </w:rPr>
+            </w:pPr>
+            <w:r>
+              <w:rPr>
+                <w:rFonts w:ascii="Times New Roman" w:hAnsi="Times New Roman" w:cs="Times New Roman"/>
+                <w:sz w:val="28"/>
+                <w:szCs w:val="28"/>
+              </w:rPr>
+              <w:t>NLOS</w:t>
+            </w:r>
+          </w:p>
+        </w:tc>
+        <w:tc>
+          <w:tcPr>
+            <w:tcW w:w="2876" w:type="pct"/>
             <w:vAlign w:val="bottom"/>
           </w:tcPr>
           <w:p>
             <w:pPr>
               <w:spacing w:line="360" w:lineRule="auto"/>
-              <w:jc w:val="center"/>
-              <w:rPr>
-                <w:rFonts w:ascii="Times New Roman" w:hAnsi="Times New Roman" w:cs="Times New Roman"/>
-                <w:sz w:val="28"/>
-                <w:szCs w:val="28"/>
-              </w:rPr>
-            </w:pPr>
-            <w:r>
-              <w:rPr>
-                <w:rFonts w:ascii="Times New Roman" w:hAnsi="Times New Roman" w:cs="Times New Roman"/>
-                <w:sz w:val="28"/>
-                <w:szCs w:val="28"/>
-              </w:rPr>
-              <w:t>NLOS</w:t>
-            </w:r>
-          </w:p>
-        </w:tc>
-        <w:tc>
-          <w:tcPr>
-            <w:tcW w:w="3134" w:type="pct"/>
-            <w:vAlign w:val="bottom"/>
-          </w:tcPr>
-          <w:p>
-            <w:pPr>
-              <w:spacing w:line="360" w:lineRule="auto"/>
-              <w:jc w:val="center"/>
               <w:rPr>
                 <w:rFonts w:ascii="Times New Roman" w:hAnsi="Times New Roman" w:cs="Times New Roman"/>
                 <w:sz w:val="28"/>
@@ -11822,38 +11769,37 @@
         </w:tc>
         <w:tc>
           <w:tcPr>
-            <w:tcW w:w="1315" w:type="pct"/>
+            <w:tcW w:w="1573" w:type="pct"/>
+            <w:vAlign w:val="center"/>
+          </w:tcPr>
+          <w:p>
+            <w:pPr>
+              <w:spacing w:line="360" w:lineRule="auto"/>
+              <w:jc w:val="center"/>
+              <w:rPr>
+                <w:rFonts w:ascii="Times New Roman" w:hAnsi="Times New Roman" w:cs="Times New Roman"/>
+                <w:sz w:val="28"/>
+                <w:szCs w:val="28"/>
+              </w:rPr>
+            </w:pPr>
+            <w:r>
+              <w:rPr>
+                <w:rFonts w:ascii="Times New Roman" w:hAnsi="Times New Roman" w:cs="Times New Roman"/>
+                <w:sz w:val="28"/>
+                <w:szCs w:val="28"/>
+              </w:rPr>
+              <w:t>SNR</w:t>
+            </w:r>
+          </w:p>
+        </w:tc>
+        <w:tc>
+          <w:tcPr>
+            <w:tcW w:w="2876" w:type="pct"/>
             <w:vAlign w:val="bottom"/>
           </w:tcPr>
           <w:p>
             <w:pPr>
               <w:spacing w:line="360" w:lineRule="auto"/>
-              <w:jc w:val="center"/>
-              <w:rPr>
-                <w:rFonts w:ascii="Times New Roman" w:hAnsi="Times New Roman" w:cs="Times New Roman"/>
-                <w:sz w:val="28"/>
-                <w:szCs w:val="28"/>
-              </w:rPr>
-            </w:pPr>
-            <w:r>
-              <w:rPr>
-                <w:rFonts w:ascii="Times New Roman" w:hAnsi="Times New Roman" w:cs="Times New Roman"/>
-                <w:sz w:val="28"/>
-                <w:szCs w:val="28"/>
-              </w:rPr>
-              <w:t>SNR</w:t>
-            </w:r>
-          </w:p>
-        </w:tc>
-        <w:tc>
-          <w:tcPr>
-            <w:tcW w:w="3134" w:type="pct"/>
-            <w:vAlign w:val="bottom"/>
-          </w:tcPr>
-          <w:p>
-            <w:pPr>
-              <w:spacing w:line="360" w:lineRule="auto"/>
-              <w:jc w:val="center"/>
               <w:rPr>
                 <w:rFonts w:ascii="Times New Roman" w:hAnsi="Times New Roman" w:cs="Times New Roman"/>
                 <w:sz w:val="28"/>
@@ -11968,38 +11914,37 @@
         </w:tc>
         <w:tc>
           <w:tcPr>
-            <w:tcW w:w="1315" w:type="pct"/>
+            <w:tcW w:w="1573" w:type="pct"/>
+            <w:vAlign w:val="center"/>
+          </w:tcPr>
+          <w:p>
+            <w:pPr>
+              <w:spacing w:line="360" w:lineRule="auto"/>
+              <w:jc w:val="center"/>
+              <w:rPr>
+                <w:rFonts w:ascii="Times New Roman" w:hAnsi="Times New Roman" w:cs="Times New Roman"/>
+                <w:sz w:val="28"/>
+                <w:szCs w:val="28"/>
+              </w:rPr>
+            </w:pPr>
+            <w:r>
+              <w:rPr>
+                <w:rFonts w:ascii="Times New Roman" w:hAnsi="Times New Roman" w:cs="Times New Roman"/>
+                <w:sz w:val="28"/>
+                <w:szCs w:val="28"/>
+              </w:rPr>
+              <w:t>FPGA</w:t>
+            </w:r>
+          </w:p>
+        </w:tc>
+        <w:tc>
+          <w:tcPr>
+            <w:tcW w:w="2876" w:type="pct"/>
             <w:vAlign w:val="bottom"/>
           </w:tcPr>
           <w:p>
             <w:pPr>
               <w:spacing w:line="360" w:lineRule="auto"/>
-              <w:jc w:val="center"/>
-              <w:rPr>
-                <w:rFonts w:ascii="Times New Roman" w:hAnsi="Times New Roman" w:cs="Times New Roman"/>
-                <w:sz w:val="28"/>
-                <w:szCs w:val="28"/>
-              </w:rPr>
-            </w:pPr>
-            <w:r>
-              <w:rPr>
-                <w:rFonts w:ascii="Times New Roman" w:hAnsi="Times New Roman" w:cs="Times New Roman"/>
-                <w:sz w:val="28"/>
-                <w:szCs w:val="28"/>
-              </w:rPr>
-              <w:t>FPGA</w:t>
-            </w:r>
-          </w:p>
-        </w:tc>
-        <w:tc>
-          <w:tcPr>
-            <w:tcW w:w="3134" w:type="pct"/>
-            <w:vAlign w:val="bottom"/>
-          </w:tcPr>
-          <w:p>
-            <w:pPr>
-              <w:spacing w:line="360" w:lineRule="auto"/>
-              <w:jc w:val="center"/>
               <w:rPr>
                 <w:rFonts w:ascii="Times New Roman" w:hAnsi="Times New Roman" w:cs="Times New Roman"/>
                 <w:sz w:val="28"/>
@@ -12116,38 +12061,37 @@
         </w:tc>
         <w:tc>
           <w:tcPr>
-            <w:tcW w:w="1315" w:type="pct"/>
+            <w:tcW w:w="1573" w:type="pct"/>
+            <w:vAlign w:val="center"/>
+          </w:tcPr>
+          <w:p>
+            <w:pPr>
+              <w:spacing w:line="360" w:lineRule="auto"/>
+              <w:jc w:val="center"/>
+              <w:rPr>
+                <w:rFonts w:ascii="Times New Roman" w:hAnsi="Times New Roman" w:cs="Times New Roman"/>
+                <w:sz w:val="28"/>
+                <w:szCs w:val="28"/>
+              </w:rPr>
+            </w:pPr>
+            <w:r>
+              <w:rPr>
+                <w:rFonts w:ascii="Times New Roman" w:hAnsi="Times New Roman" w:cs="Times New Roman"/>
+                <w:sz w:val="28"/>
+                <w:szCs w:val="28"/>
+              </w:rPr>
+              <w:t>RF</w:t>
+            </w:r>
+          </w:p>
+        </w:tc>
+        <w:tc>
+          <w:tcPr>
+            <w:tcW w:w="2876" w:type="pct"/>
             <w:vAlign w:val="bottom"/>
           </w:tcPr>
           <w:p>
             <w:pPr>
               <w:spacing w:line="360" w:lineRule="auto"/>
-              <w:jc w:val="center"/>
-              <w:rPr>
-                <w:rFonts w:ascii="Times New Roman" w:hAnsi="Times New Roman" w:cs="Times New Roman"/>
-                <w:sz w:val="28"/>
-                <w:szCs w:val="28"/>
-              </w:rPr>
-            </w:pPr>
-            <w:r>
-              <w:rPr>
-                <w:rFonts w:ascii="Times New Roman" w:hAnsi="Times New Roman" w:cs="Times New Roman"/>
-                <w:sz w:val="28"/>
-                <w:szCs w:val="28"/>
-              </w:rPr>
-              <w:t>RF</w:t>
-            </w:r>
-          </w:p>
-        </w:tc>
-        <w:tc>
-          <w:tcPr>
-            <w:tcW w:w="3134" w:type="pct"/>
-            <w:vAlign w:val="bottom"/>
-          </w:tcPr>
-          <w:p>
-            <w:pPr>
-              <w:spacing w:line="360" w:lineRule="auto"/>
-              <w:jc w:val="center"/>
               <w:rPr>
                 <w:rFonts w:ascii="Times New Roman" w:hAnsi="Times New Roman" w:cs="Times New Roman"/>
                 <w:sz w:val="28"/>
@@ -12228,38 +12172,37 @@
         </w:tc>
         <w:tc>
           <w:tcPr>
-            <w:tcW w:w="1315" w:type="pct"/>
+            <w:tcW w:w="1573" w:type="pct"/>
+            <w:vAlign w:val="center"/>
+          </w:tcPr>
+          <w:p>
+            <w:pPr>
+              <w:spacing w:line="360" w:lineRule="auto"/>
+              <w:jc w:val="center"/>
+              <w:rPr>
+                <w:rFonts w:ascii="Times New Roman" w:hAnsi="Times New Roman" w:cs="Times New Roman"/>
+                <w:sz w:val="28"/>
+                <w:szCs w:val="28"/>
+              </w:rPr>
+            </w:pPr>
+            <w:r>
+              <w:rPr>
+                <w:rFonts w:ascii="Times New Roman" w:hAnsi="Times New Roman" w:cs="Times New Roman"/>
+                <w:sz w:val="28"/>
+                <w:szCs w:val="28"/>
+              </w:rPr>
+              <w:t>WSN</w:t>
+            </w:r>
+          </w:p>
+        </w:tc>
+        <w:tc>
+          <w:tcPr>
+            <w:tcW w:w="2876" w:type="pct"/>
             <w:vAlign w:val="bottom"/>
           </w:tcPr>
           <w:p>
             <w:pPr>
               <w:spacing w:line="360" w:lineRule="auto"/>
-              <w:jc w:val="center"/>
-              <w:rPr>
-                <w:rFonts w:ascii="Times New Roman" w:hAnsi="Times New Roman" w:cs="Times New Roman"/>
-                <w:sz w:val="28"/>
-                <w:szCs w:val="28"/>
-              </w:rPr>
-            </w:pPr>
-            <w:r>
-              <w:rPr>
-                <w:rFonts w:ascii="Times New Roman" w:hAnsi="Times New Roman" w:cs="Times New Roman"/>
-                <w:sz w:val="28"/>
-                <w:szCs w:val="28"/>
-              </w:rPr>
-              <w:t>WSN</w:t>
-            </w:r>
-          </w:p>
-        </w:tc>
-        <w:tc>
-          <w:tcPr>
-            <w:tcW w:w="3134" w:type="pct"/>
-            <w:vAlign w:val="bottom"/>
-          </w:tcPr>
-          <w:p>
-            <w:pPr>
-              <w:spacing w:line="360" w:lineRule="auto"/>
-              <w:jc w:val="center"/>
               <w:rPr>
                 <w:rFonts w:ascii="Times New Roman" w:hAnsi="Times New Roman" w:cs="Times New Roman"/>
                 <w:sz w:val="28"/>
@@ -12358,38 +12301,37 @@
         </w:tc>
         <w:tc>
           <w:tcPr>
-            <w:tcW w:w="1315" w:type="pct"/>
+            <w:tcW w:w="1573" w:type="pct"/>
+            <w:vAlign w:val="center"/>
+          </w:tcPr>
+          <w:p>
+            <w:pPr>
+              <w:spacing w:line="360" w:lineRule="auto"/>
+              <w:jc w:val="center"/>
+              <w:rPr>
+                <w:rFonts w:ascii="Times New Roman" w:hAnsi="Times New Roman" w:cs="Times New Roman"/>
+                <w:sz w:val="28"/>
+                <w:szCs w:val="28"/>
+              </w:rPr>
+            </w:pPr>
+            <w:r>
+              <w:rPr>
+                <w:rFonts w:ascii="Times New Roman" w:hAnsi="Times New Roman" w:cs="Times New Roman"/>
+                <w:sz w:val="28"/>
+                <w:szCs w:val="28"/>
+              </w:rPr>
+              <w:t>CSI</w:t>
+            </w:r>
+          </w:p>
+        </w:tc>
+        <w:tc>
+          <w:tcPr>
+            <w:tcW w:w="2876" w:type="pct"/>
             <w:vAlign w:val="bottom"/>
           </w:tcPr>
           <w:p>
             <w:pPr>
               <w:spacing w:line="360" w:lineRule="auto"/>
-              <w:jc w:val="center"/>
-              <w:rPr>
-                <w:rFonts w:ascii="Times New Roman" w:hAnsi="Times New Roman" w:cs="Times New Roman"/>
-                <w:sz w:val="28"/>
-                <w:szCs w:val="28"/>
-              </w:rPr>
-            </w:pPr>
-            <w:r>
-              <w:rPr>
-                <w:rFonts w:ascii="Times New Roman" w:hAnsi="Times New Roman" w:cs="Times New Roman"/>
-                <w:sz w:val="28"/>
-                <w:szCs w:val="28"/>
-              </w:rPr>
-              <w:t>CSI</w:t>
-            </w:r>
-          </w:p>
-        </w:tc>
-        <w:tc>
-          <w:tcPr>
-            <w:tcW w:w="3134" w:type="pct"/>
-            <w:vAlign w:val="bottom"/>
-          </w:tcPr>
-          <w:p>
-            <w:pPr>
-              <w:spacing w:line="360" w:lineRule="auto"/>
-              <w:jc w:val="center"/>
               <w:rPr>
                 <w:rFonts w:ascii="Times New Roman" w:hAnsi="Times New Roman" w:cs="Times New Roman"/>
                 <w:sz w:val="28"/>
@@ -12488,38 +12430,37 @@
         </w:tc>
         <w:tc>
           <w:tcPr>
-            <w:tcW w:w="1315" w:type="pct"/>
+            <w:tcW w:w="1573" w:type="pct"/>
+            <w:vAlign w:val="center"/>
+          </w:tcPr>
+          <w:p>
+            <w:pPr>
+              <w:spacing w:line="360" w:lineRule="auto"/>
+              <w:jc w:val="center"/>
+              <w:rPr>
+                <w:rFonts w:ascii="Times New Roman" w:hAnsi="Times New Roman" w:cs="Times New Roman"/>
+                <w:sz w:val="28"/>
+                <w:szCs w:val="28"/>
+              </w:rPr>
+            </w:pPr>
+            <w:r>
+              <w:rPr>
+                <w:rFonts w:ascii="Times New Roman" w:hAnsi="Times New Roman" w:cs="Times New Roman"/>
+                <w:sz w:val="28"/>
+                <w:szCs w:val="28"/>
+              </w:rPr>
+              <w:t>AI</w:t>
+            </w:r>
+          </w:p>
+        </w:tc>
+        <w:tc>
+          <w:tcPr>
+            <w:tcW w:w="2876" w:type="pct"/>
             <w:vAlign w:val="bottom"/>
           </w:tcPr>
           <w:p>
             <w:pPr>
               <w:spacing w:line="360" w:lineRule="auto"/>
-              <w:jc w:val="center"/>
-              <w:rPr>
-                <w:rFonts w:ascii="Times New Roman" w:hAnsi="Times New Roman" w:cs="Times New Roman"/>
-                <w:sz w:val="28"/>
-                <w:szCs w:val="28"/>
-              </w:rPr>
-            </w:pPr>
-            <w:r>
-              <w:rPr>
-                <w:rFonts w:ascii="Times New Roman" w:hAnsi="Times New Roman" w:cs="Times New Roman"/>
-                <w:sz w:val="28"/>
-                <w:szCs w:val="28"/>
-              </w:rPr>
-              <w:t>AI</w:t>
-            </w:r>
-          </w:p>
-        </w:tc>
-        <w:tc>
-          <w:tcPr>
-            <w:tcW w:w="3134" w:type="pct"/>
-            <w:vAlign w:val="bottom"/>
-          </w:tcPr>
-          <w:p>
-            <w:pPr>
-              <w:spacing w:line="360" w:lineRule="auto"/>
-              <w:jc w:val="center"/>
               <w:rPr>
                 <w:rFonts w:ascii="Times New Roman" w:hAnsi="Times New Roman" w:cs="Times New Roman"/>
                 <w:sz w:val="28"/>
@@ -12600,38 +12541,37 @@
         </w:tc>
         <w:tc>
           <w:tcPr>
-            <w:tcW w:w="1315" w:type="pct"/>
+            <w:tcW w:w="1573" w:type="pct"/>
+            <w:vAlign w:val="center"/>
+          </w:tcPr>
+          <w:p>
+            <w:pPr>
+              <w:spacing w:line="360" w:lineRule="auto"/>
+              <w:jc w:val="center"/>
+              <w:rPr>
+                <w:rFonts w:ascii="Times New Roman" w:hAnsi="Times New Roman" w:cs="Times New Roman"/>
+                <w:sz w:val="28"/>
+                <w:szCs w:val="28"/>
+              </w:rPr>
+            </w:pPr>
+            <w:r>
+              <w:rPr>
+                <w:rFonts w:ascii="Times New Roman" w:hAnsi="Times New Roman" w:cs="Times New Roman"/>
+                <w:sz w:val="28"/>
+                <w:szCs w:val="28"/>
+              </w:rPr>
+              <w:t>ML</w:t>
+            </w:r>
+          </w:p>
+        </w:tc>
+        <w:tc>
+          <w:tcPr>
+            <w:tcW w:w="2876" w:type="pct"/>
             <w:vAlign w:val="bottom"/>
           </w:tcPr>
           <w:p>
             <w:pPr>
               <w:spacing w:line="360" w:lineRule="auto"/>
-              <w:jc w:val="center"/>
-              <w:rPr>
-                <w:rFonts w:ascii="Times New Roman" w:hAnsi="Times New Roman" w:cs="Times New Roman"/>
-                <w:sz w:val="28"/>
-                <w:szCs w:val="28"/>
-              </w:rPr>
-            </w:pPr>
-            <w:r>
-              <w:rPr>
-                <w:rFonts w:ascii="Times New Roman" w:hAnsi="Times New Roman" w:cs="Times New Roman"/>
-                <w:sz w:val="28"/>
-                <w:szCs w:val="28"/>
-              </w:rPr>
-              <w:t>ML</w:t>
-            </w:r>
-          </w:p>
-        </w:tc>
-        <w:tc>
-          <w:tcPr>
-            <w:tcW w:w="3134" w:type="pct"/>
-            <w:vAlign w:val="bottom"/>
-          </w:tcPr>
-          <w:p>
-            <w:pPr>
-              <w:spacing w:line="360" w:lineRule="auto"/>
-              <w:jc w:val="center"/>
               <w:rPr>
                 <w:rFonts w:ascii="Times New Roman" w:hAnsi="Times New Roman" w:cs="Times New Roman"/>
                 <w:sz w:val="28"/>
@@ -12712,38 +12652,37 @@
         </w:tc>
         <w:tc>
           <w:tcPr>
-            <w:tcW w:w="1315" w:type="pct"/>
+            <w:tcW w:w="1573" w:type="pct"/>
+            <w:vAlign w:val="center"/>
+          </w:tcPr>
+          <w:p>
+            <w:pPr>
+              <w:spacing w:line="360" w:lineRule="auto"/>
+              <w:jc w:val="center"/>
+              <w:rPr>
+                <w:rFonts w:ascii="Times New Roman" w:hAnsi="Times New Roman" w:cs="Times New Roman"/>
+                <w:sz w:val="28"/>
+                <w:szCs w:val="28"/>
+              </w:rPr>
+            </w:pPr>
+            <w:r>
+              <w:rPr>
+                <w:rFonts w:ascii="Times New Roman" w:hAnsi="Times New Roman" w:cs="Times New Roman"/>
+                <w:sz w:val="28"/>
+                <w:szCs w:val="28"/>
+              </w:rPr>
+              <w:t>WPCN</w:t>
+            </w:r>
+          </w:p>
+        </w:tc>
+        <w:tc>
+          <w:tcPr>
+            <w:tcW w:w="2876" w:type="pct"/>
             <w:vAlign w:val="bottom"/>
           </w:tcPr>
           <w:p>
             <w:pPr>
               <w:spacing w:line="360" w:lineRule="auto"/>
-              <w:jc w:val="center"/>
-              <w:rPr>
-                <w:rFonts w:ascii="Times New Roman" w:hAnsi="Times New Roman" w:cs="Times New Roman"/>
-                <w:sz w:val="28"/>
-                <w:szCs w:val="28"/>
-              </w:rPr>
-            </w:pPr>
-            <w:r>
-              <w:rPr>
-                <w:rFonts w:ascii="Times New Roman" w:hAnsi="Times New Roman" w:cs="Times New Roman"/>
-                <w:sz w:val="28"/>
-                <w:szCs w:val="28"/>
-              </w:rPr>
-              <w:t>WPCN</w:t>
-            </w:r>
-          </w:p>
-        </w:tc>
-        <w:tc>
-          <w:tcPr>
-            <w:tcW w:w="3134" w:type="pct"/>
-            <w:vAlign w:val="bottom"/>
-          </w:tcPr>
-          <w:p>
-            <w:pPr>
-              <w:spacing w:line="360" w:lineRule="auto"/>
-              <w:jc w:val="center"/>
               <w:rPr>
                 <w:rFonts w:ascii="Times New Roman" w:hAnsi="Times New Roman" w:cs="Times New Roman"/>
                 <w:sz w:val="28"/>
@@ -12860,38 +12799,37 @@
         </w:tc>
         <w:tc>
           <w:tcPr>
-            <w:tcW w:w="1315" w:type="pct"/>
+            <w:tcW w:w="1573" w:type="pct"/>
+            <w:vAlign w:val="center"/>
+          </w:tcPr>
+          <w:p>
+            <w:pPr>
+              <w:spacing w:line="360" w:lineRule="auto"/>
+              <w:jc w:val="center"/>
+              <w:rPr>
+                <w:rFonts w:ascii="Times New Roman" w:hAnsi="Times New Roman" w:cs="Times New Roman"/>
+                <w:sz w:val="28"/>
+                <w:szCs w:val="28"/>
+              </w:rPr>
+            </w:pPr>
+            <w:r>
+              <w:rPr>
+                <w:rFonts w:ascii="Times New Roman" w:hAnsi="Times New Roman" w:cs="Times New Roman"/>
+                <w:sz w:val="28"/>
+                <w:szCs w:val="28"/>
+              </w:rPr>
+              <w:t>ISWPT</w:t>
+            </w:r>
+          </w:p>
+        </w:tc>
+        <w:tc>
+          <w:tcPr>
+            <w:tcW w:w="2876" w:type="pct"/>
             <w:vAlign w:val="bottom"/>
           </w:tcPr>
           <w:p>
             <w:pPr>
               <w:spacing w:line="360" w:lineRule="auto"/>
-              <w:jc w:val="center"/>
-              <w:rPr>
-                <w:rFonts w:ascii="Times New Roman" w:hAnsi="Times New Roman" w:cs="Times New Roman"/>
-                <w:sz w:val="28"/>
-                <w:szCs w:val="28"/>
-              </w:rPr>
-            </w:pPr>
-            <w:r>
-              <w:rPr>
-                <w:rFonts w:ascii="Times New Roman" w:hAnsi="Times New Roman" w:cs="Times New Roman"/>
-                <w:sz w:val="28"/>
-                <w:szCs w:val="28"/>
-              </w:rPr>
-              <w:t>ISWPT</w:t>
-            </w:r>
-          </w:p>
-        </w:tc>
-        <w:tc>
-          <w:tcPr>
-            <w:tcW w:w="3134" w:type="pct"/>
-            <w:vAlign w:val="bottom"/>
-          </w:tcPr>
-          <w:p>
-            <w:pPr>
-              <w:spacing w:line="360" w:lineRule="auto"/>
-              <w:jc w:val="center"/>
               <w:rPr>
                 <w:rFonts w:ascii="Times New Roman" w:hAnsi="Times New Roman" w:cs="Times New Roman"/>
                 <w:sz w:val="28"/>
@@ -13042,38 +12980,37 @@
         </w:tc>
         <w:tc>
           <w:tcPr>
-            <w:tcW w:w="1315" w:type="pct"/>
+            <w:tcW w:w="1573" w:type="pct"/>
+            <w:vAlign w:val="center"/>
+          </w:tcPr>
+          <w:p>
+            <w:pPr>
+              <w:spacing w:line="360" w:lineRule="auto"/>
+              <w:jc w:val="center"/>
+              <w:rPr>
+                <w:rFonts w:ascii="Times New Roman" w:hAnsi="Times New Roman" w:cs="Times New Roman"/>
+                <w:sz w:val="28"/>
+                <w:szCs w:val="28"/>
+              </w:rPr>
+            </w:pPr>
+            <w:r>
+              <w:rPr>
+                <w:rFonts w:ascii="Times New Roman" w:hAnsi="Times New Roman" w:cs="Times New Roman"/>
+                <w:sz w:val="28"/>
+                <w:szCs w:val="28"/>
+              </w:rPr>
+              <w:t>SDP</w:t>
+            </w:r>
+          </w:p>
+        </w:tc>
+        <w:tc>
+          <w:tcPr>
+            <w:tcW w:w="2876" w:type="pct"/>
             <w:vAlign w:val="bottom"/>
           </w:tcPr>
           <w:p>
             <w:pPr>
               <w:spacing w:line="360" w:lineRule="auto"/>
-              <w:jc w:val="center"/>
-              <w:rPr>
-                <w:rFonts w:ascii="Times New Roman" w:hAnsi="Times New Roman" w:cs="Times New Roman"/>
-                <w:sz w:val="28"/>
-                <w:szCs w:val="28"/>
-              </w:rPr>
-            </w:pPr>
-            <w:r>
-              <w:rPr>
-                <w:rFonts w:ascii="Times New Roman" w:hAnsi="Times New Roman" w:cs="Times New Roman"/>
-                <w:sz w:val="28"/>
-                <w:szCs w:val="28"/>
-              </w:rPr>
-              <w:t>SDP</w:t>
-            </w:r>
-          </w:p>
-        </w:tc>
-        <w:tc>
-          <w:tcPr>
-            <w:tcW w:w="3134" w:type="pct"/>
-            <w:vAlign w:val="bottom"/>
-          </w:tcPr>
-          <w:p>
-            <w:pPr>
-              <w:spacing w:line="360" w:lineRule="auto"/>
-              <w:jc w:val="center"/>
               <w:rPr>
                 <w:rFonts w:ascii="Times New Roman" w:hAnsi="Times New Roman" w:cs="Times New Roman"/>
                 <w:sz w:val="28"/>
@@ -13172,38 +13109,37 @@
         </w:tc>
         <w:tc>
           <w:tcPr>
-            <w:tcW w:w="1315" w:type="pct"/>
+            <w:tcW w:w="1573" w:type="pct"/>
+            <w:vAlign w:val="center"/>
+          </w:tcPr>
+          <w:p>
+            <w:pPr>
+              <w:spacing w:line="360" w:lineRule="auto"/>
+              <w:jc w:val="center"/>
+              <w:rPr>
+                <w:rFonts w:ascii="Times New Roman" w:hAnsi="Times New Roman" w:cs="Times New Roman"/>
+                <w:sz w:val="28"/>
+                <w:szCs w:val="28"/>
+              </w:rPr>
+            </w:pPr>
+            <w:r>
+              <w:rPr>
+                <w:rFonts w:ascii="Times New Roman" w:hAnsi="Times New Roman" w:cs="Times New Roman"/>
+                <w:sz w:val="28"/>
+                <w:szCs w:val="28"/>
+              </w:rPr>
+              <w:t>LC</w:t>
+            </w:r>
+          </w:p>
+        </w:tc>
+        <w:tc>
+          <w:tcPr>
+            <w:tcW w:w="2876" w:type="pct"/>
             <w:vAlign w:val="bottom"/>
           </w:tcPr>
           <w:p>
             <w:pPr>
               <w:spacing w:line="360" w:lineRule="auto"/>
-              <w:jc w:val="center"/>
-              <w:rPr>
-                <w:rFonts w:ascii="Times New Roman" w:hAnsi="Times New Roman" w:cs="Times New Roman"/>
-                <w:sz w:val="28"/>
-                <w:szCs w:val="28"/>
-              </w:rPr>
-            </w:pPr>
-            <w:r>
-              <w:rPr>
-                <w:rFonts w:ascii="Times New Roman" w:hAnsi="Times New Roman" w:cs="Times New Roman"/>
-                <w:sz w:val="28"/>
-                <w:szCs w:val="28"/>
-              </w:rPr>
-              <w:t>LC</w:t>
-            </w:r>
-          </w:p>
-        </w:tc>
-        <w:tc>
-          <w:tcPr>
-            <w:tcW w:w="3134" w:type="pct"/>
-            <w:vAlign w:val="bottom"/>
-          </w:tcPr>
-          <w:p>
-            <w:pPr>
-              <w:spacing w:line="360" w:lineRule="auto"/>
-              <w:jc w:val="center"/>
               <w:rPr>
                 <w:rFonts w:ascii="Times New Roman" w:hAnsi="Times New Roman" w:cs="Times New Roman"/>
                 <w:sz w:val="28"/>
@@ -13284,38 +13220,37 @@
         </w:tc>
         <w:tc>
           <w:tcPr>
-            <w:tcW w:w="1315" w:type="pct"/>
+            <w:tcW w:w="1573" w:type="pct"/>
+            <w:vAlign w:val="center"/>
+          </w:tcPr>
+          <w:p>
+            <w:pPr>
+              <w:spacing w:line="360" w:lineRule="auto"/>
+              <w:jc w:val="center"/>
+              <w:rPr>
+                <w:rFonts w:ascii="Times New Roman" w:hAnsi="Times New Roman" w:cs="Times New Roman"/>
+                <w:sz w:val="28"/>
+                <w:szCs w:val="28"/>
+              </w:rPr>
+            </w:pPr>
+            <w:r>
+              <w:rPr>
+                <w:rFonts w:ascii="Times New Roman" w:hAnsi="Times New Roman" w:cs="Times New Roman"/>
+                <w:sz w:val="28"/>
+                <w:szCs w:val="28"/>
+              </w:rPr>
+              <w:t>MM</w:t>
+            </w:r>
+          </w:p>
+        </w:tc>
+        <w:tc>
+          <w:tcPr>
+            <w:tcW w:w="2876" w:type="pct"/>
             <w:vAlign w:val="bottom"/>
           </w:tcPr>
           <w:p>
             <w:pPr>
               <w:spacing w:line="360" w:lineRule="auto"/>
-              <w:jc w:val="center"/>
-              <w:rPr>
-                <w:rFonts w:ascii="Times New Roman" w:hAnsi="Times New Roman" w:cs="Times New Roman"/>
-                <w:sz w:val="28"/>
-                <w:szCs w:val="28"/>
-              </w:rPr>
-            </w:pPr>
-            <w:r>
-              <w:rPr>
-                <w:rFonts w:ascii="Times New Roman" w:hAnsi="Times New Roman" w:cs="Times New Roman"/>
-                <w:sz w:val="28"/>
-                <w:szCs w:val="28"/>
-              </w:rPr>
-              <w:t>MM</w:t>
-            </w:r>
-          </w:p>
-        </w:tc>
-        <w:tc>
-          <w:tcPr>
-            <w:tcW w:w="3134" w:type="pct"/>
-            <w:vAlign w:val="bottom"/>
-          </w:tcPr>
-          <w:p>
-            <w:pPr>
-              <w:spacing w:line="360" w:lineRule="auto"/>
-              <w:jc w:val="center"/>
               <w:rPr>
                 <w:rFonts w:ascii="Times New Roman" w:hAnsi="Times New Roman" w:cs="Times New Roman"/>
                 <w:sz w:val="28"/>
@@ -13396,38 +13331,37 @@
         </w:tc>
         <w:tc>
           <w:tcPr>
-            <w:tcW w:w="1315" w:type="pct"/>
+            <w:tcW w:w="1573" w:type="pct"/>
+            <w:vAlign w:val="center"/>
+          </w:tcPr>
+          <w:p>
+            <w:pPr>
+              <w:spacing w:line="360" w:lineRule="auto"/>
+              <w:jc w:val="center"/>
+              <w:rPr>
+                <w:rFonts w:ascii="Times New Roman" w:hAnsi="Times New Roman" w:cs="Times New Roman"/>
+                <w:sz w:val="28"/>
+                <w:szCs w:val="28"/>
+              </w:rPr>
+            </w:pPr>
+            <w:r>
+              <w:rPr>
+                <w:rFonts w:ascii="Times New Roman" w:hAnsi="Times New Roman" w:cs="Times New Roman"/>
+                <w:sz w:val="28"/>
+                <w:szCs w:val="28"/>
+              </w:rPr>
+              <w:t>HAP</w:t>
+            </w:r>
+          </w:p>
+        </w:tc>
+        <w:tc>
+          <w:tcPr>
+            <w:tcW w:w="2876" w:type="pct"/>
             <w:vAlign w:val="bottom"/>
           </w:tcPr>
           <w:p>
             <w:pPr>
               <w:spacing w:line="360" w:lineRule="auto"/>
-              <w:jc w:val="center"/>
-              <w:rPr>
-                <w:rFonts w:ascii="Times New Roman" w:hAnsi="Times New Roman" w:cs="Times New Roman"/>
-                <w:sz w:val="28"/>
-                <w:szCs w:val="28"/>
-              </w:rPr>
-            </w:pPr>
-            <w:r>
-              <w:rPr>
-                <w:rFonts w:ascii="Times New Roman" w:hAnsi="Times New Roman" w:cs="Times New Roman"/>
-                <w:sz w:val="28"/>
-                <w:szCs w:val="28"/>
-              </w:rPr>
-              <w:t>HAP</w:t>
-            </w:r>
-          </w:p>
-        </w:tc>
-        <w:tc>
-          <w:tcPr>
-            <w:tcW w:w="3134" w:type="pct"/>
-            <w:vAlign w:val="bottom"/>
-          </w:tcPr>
-          <w:p>
-            <w:pPr>
-              <w:spacing w:line="360" w:lineRule="auto"/>
-              <w:jc w:val="center"/>
               <w:rPr>
                 <w:rFonts w:ascii="Times New Roman" w:hAnsi="Times New Roman" w:cs="Times New Roman"/>
                 <w:sz w:val="28"/>
@@ -13526,38 +13460,37 @@
         </w:tc>
         <w:tc>
           <w:tcPr>
-            <w:tcW w:w="1315" w:type="pct"/>
+            <w:tcW w:w="1573" w:type="pct"/>
+            <w:vAlign w:val="center"/>
+          </w:tcPr>
+          <w:p>
+            <w:pPr>
+              <w:spacing w:line="360" w:lineRule="auto"/>
+              <w:jc w:val="center"/>
+              <w:rPr>
+                <w:rFonts w:ascii="Times New Roman" w:hAnsi="Times New Roman" w:cs="Times New Roman"/>
+                <w:sz w:val="28"/>
+                <w:szCs w:val="28"/>
+              </w:rPr>
+            </w:pPr>
+            <w:r>
+              <w:rPr>
+                <w:rFonts w:ascii="Times New Roman" w:hAnsi="Times New Roman" w:cs="Times New Roman"/>
+                <w:sz w:val="28"/>
+                <w:szCs w:val="28"/>
+              </w:rPr>
+              <w:t>WD</w:t>
+            </w:r>
+          </w:p>
+        </w:tc>
+        <w:tc>
+          <w:tcPr>
+            <w:tcW w:w="2876" w:type="pct"/>
             <w:vAlign w:val="bottom"/>
           </w:tcPr>
           <w:p>
             <w:pPr>
               <w:spacing w:line="360" w:lineRule="auto"/>
-              <w:jc w:val="center"/>
-              <w:rPr>
-                <w:rFonts w:ascii="Times New Roman" w:hAnsi="Times New Roman" w:cs="Times New Roman"/>
-                <w:sz w:val="28"/>
-                <w:szCs w:val="28"/>
-              </w:rPr>
-            </w:pPr>
-            <w:r>
-              <w:rPr>
-                <w:rFonts w:ascii="Times New Roman" w:hAnsi="Times New Roman" w:cs="Times New Roman"/>
-                <w:sz w:val="28"/>
-                <w:szCs w:val="28"/>
-              </w:rPr>
-              <w:t>WD</w:t>
-            </w:r>
-          </w:p>
-        </w:tc>
-        <w:tc>
-          <w:tcPr>
-            <w:tcW w:w="3134" w:type="pct"/>
-            <w:vAlign w:val="bottom"/>
-          </w:tcPr>
-          <w:p>
-            <w:pPr>
-              <w:spacing w:line="360" w:lineRule="auto"/>
-              <w:jc w:val="center"/>
               <w:rPr>
                 <w:rFonts w:ascii="Times New Roman" w:hAnsi="Times New Roman" w:cs="Times New Roman"/>
                 <w:sz w:val="28"/>
@@ -13638,38 +13571,37 @@
         </w:tc>
         <w:tc>
           <w:tcPr>
-            <w:tcW w:w="1315" w:type="pct"/>
+            <w:tcW w:w="1573" w:type="pct"/>
+            <w:vAlign w:val="center"/>
+          </w:tcPr>
+          <w:p>
+            <w:pPr>
+              <w:spacing w:line="360" w:lineRule="auto"/>
+              <w:jc w:val="center"/>
+              <w:rPr>
+                <w:rFonts w:ascii="Times New Roman" w:hAnsi="Times New Roman" w:cs="Times New Roman"/>
+                <w:sz w:val="28"/>
+                <w:szCs w:val="28"/>
+              </w:rPr>
+            </w:pPr>
+            <w:r>
+              <w:rPr>
+                <w:rFonts w:ascii="Times New Roman" w:hAnsi="Times New Roman" w:cs="Times New Roman"/>
+                <w:sz w:val="28"/>
+                <w:szCs w:val="28"/>
+              </w:rPr>
+              <w:t>AR/VR</w:t>
+            </w:r>
+          </w:p>
+        </w:tc>
+        <w:tc>
+          <w:tcPr>
+            <w:tcW w:w="2876" w:type="pct"/>
             <w:vAlign w:val="bottom"/>
           </w:tcPr>
           <w:p>
             <w:pPr>
               <w:spacing w:line="360" w:lineRule="auto"/>
-              <w:jc w:val="center"/>
-              <w:rPr>
-                <w:rFonts w:ascii="Times New Roman" w:hAnsi="Times New Roman" w:cs="Times New Roman"/>
-                <w:sz w:val="28"/>
-                <w:szCs w:val="28"/>
-              </w:rPr>
-            </w:pPr>
-            <w:r>
-              <w:rPr>
-                <w:rFonts w:ascii="Times New Roman" w:hAnsi="Times New Roman" w:cs="Times New Roman"/>
-                <w:sz w:val="28"/>
-                <w:szCs w:val="28"/>
-              </w:rPr>
-              <w:t>AR/VR</w:t>
-            </w:r>
-          </w:p>
-        </w:tc>
-        <w:tc>
-          <w:tcPr>
-            <w:tcW w:w="3134" w:type="pct"/>
-            <w:vAlign w:val="bottom"/>
-          </w:tcPr>
-          <w:p>
-            <w:pPr>
-              <w:spacing w:line="360" w:lineRule="auto"/>
-              <w:jc w:val="center"/>
               <w:rPr>
                 <w:rFonts w:ascii="Times New Roman" w:hAnsi="Times New Roman" w:cs="Times New Roman"/>
                 <w:sz w:val="28"/>
@@ -13786,38 +13718,37 @@
         </w:tc>
         <w:tc>
           <w:tcPr>
-            <w:tcW w:w="1315" w:type="pct"/>
+            <w:tcW w:w="1573" w:type="pct"/>
+            <w:vAlign w:val="center"/>
+          </w:tcPr>
+          <w:p>
+            <w:pPr>
+              <w:spacing w:line="360" w:lineRule="auto"/>
+              <w:jc w:val="center"/>
+              <w:rPr>
+                <w:rFonts w:ascii="Times New Roman" w:hAnsi="Times New Roman" w:cs="Times New Roman"/>
+                <w:sz w:val="28"/>
+                <w:szCs w:val="28"/>
+              </w:rPr>
+            </w:pPr>
+            <w:r>
+              <w:rPr>
+                <w:rFonts w:ascii="Times New Roman" w:hAnsi="Times New Roman" w:cs="Times New Roman"/>
+                <w:sz w:val="28"/>
+                <w:szCs w:val="28"/>
+              </w:rPr>
+              <w:t>FEA</w:t>
+            </w:r>
+          </w:p>
+        </w:tc>
+        <w:tc>
+          <w:tcPr>
+            <w:tcW w:w="2876" w:type="pct"/>
             <w:vAlign w:val="bottom"/>
           </w:tcPr>
           <w:p>
             <w:pPr>
               <w:spacing w:line="360" w:lineRule="auto"/>
-              <w:jc w:val="center"/>
-              <w:rPr>
-                <w:rFonts w:ascii="Times New Roman" w:hAnsi="Times New Roman" w:cs="Times New Roman"/>
-                <w:sz w:val="28"/>
-                <w:szCs w:val="28"/>
-              </w:rPr>
-            </w:pPr>
-            <w:r>
-              <w:rPr>
-                <w:rFonts w:ascii="Times New Roman" w:hAnsi="Times New Roman" w:cs="Times New Roman"/>
-                <w:sz w:val="28"/>
-                <w:szCs w:val="28"/>
-              </w:rPr>
-              <w:t>FEA</w:t>
-            </w:r>
-          </w:p>
-        </w:tc>
-        <w:tc>
-          <w:tcPr>
-            <w:tcW w:w="3134" w:type="pct"/>
-            <w:vAlign w:val="bottom"/>
-          </w:tcPr>
-          <w:p>
-            <w:pPr>
-              <w:spacing w:line="360" w:lineRule="auto"/>
-              <w:jc w:val="center"/>
               <w:rPr>
                 <w:rFonts w:ascii="Times New Roman" w:hAnsi="Times New Roman" w:cs="Times New Roman"/>
                 <w:sz w:val="28"/>
@@ -13916,38 +13847,37 @@
         </w:tc>
         <w:tc>
           <w:tcPr>
-            <w:tcW w:w="1315" w:type="pct"/>
+            <w:tcW w:w="1573" w:type="pct"/>
+            <w:vAlign w:val="center"/>
+          </w:tcPr>
+          <w:p>
+            <w:pPr>
+              <w:spacing w:line="360" w:lineRule="auto"/>
+              <w:jc w:val="center"/>
+              <w:rPr>
+                <w:rFonts w:ascii="Times New Roman" w:hAnsi="Times New Roman" w:cs="Times New Roman"/>
+                <w:sz w:val="28"/>
+                <w:szCs w:val="28"/>
+              </w:rPr>
+            </w:pPr>
+            <w:r>
+              <w:rPr>
+                <w:rFonts w:ascii="Times New Roman" w:hAnsi="Times New Roman" w:cs="Times New Roman"/>
+                <w:sz w:val="28"/>
+                <w:szCs w:val="28"/>
+              </w:rPr>
+              <w:t>GUI</w:t>
+            </w:r>
+          </w:p>
+        </w:tc>
+        <w:tc>
+          <w:tcPr>
+            <w:tcW w:w="2876" w:type="pct"/>
             <w:vAlign w:val="bottom"/>
           </w:tcPr>
           <w:p>
             <w:pPr>
               <w:spacing w:line="360" w:lineRule="auto"/>
-              <w:jc w:val="center"/>
-              <w:rPr>
-                <w:rFonts w:ascii="Times New Roman" w:hAnsi="Times New Roman" w:cs="Times New Roman"/>
-                <w:sz w:val="28"/>
-                <w:szCs w:val="28"/>
-              </w:rPr>
-            </w:pPr>
-            <w:r>
-              <w:rPr>
-                <w:rFonts w:ascii="Times New Roman" w:hAnsi="Times New Roman" w:cs="Times New Roman"/>
-                <w:sz w:val="28"/>
-                <w:szCs w:val="28"/>
-              </w:rPr>
-              <w:t>GUI</w:t>
-            </w:r>
-          </w:p>
-        </w:tc>
-        <w:tc>
-          <w:tcPr>
-            <w:tcW w:w="3134" w:type="pct"/>
-            <w:vAlign w:val="bottom"/>
-          </w:tcPr>
-          <w:p>
-            <w:pPr>
-              <w:spacing w:line="360" w:lineRule="auto"/>
-              <w:jc w:val="center"/>
               <w:rPr>
                 <w:rFonts w:ascii="Times New Roman" w:hAnsi="Times New Roman" w:cs="Times New Roman"/>
                 <w:sz w:val="28"/>
@@ -14046,38 +13976,37 @@
         </w:tc>
         <w:tc>
           <w:tcPr>
-            <w:tcW w:w="1315" w:type="pct"/>
+            <w:tcW w:w="1573" w:type="pct"/>
+            <w:vAlign w:val="center"/>
+          </w:tcPr>
+          <w:p>
+            <w:pPr>
+              <w:spacing w:line="360" w:lineRule="auto"/>
+              <w:jc w:val="center"/>
+              <w:rPr>
+                <w:rFonts w:ascii="Times New Roman" w:hAnsi="Times New Roman" w:cs="Times New Roman"/>
+                <w:sz w:val="28"/>
+                <w:szCs w:val="28"/>
+              </w:rPr>
+            </w:pPr>
+            <w:r>
+              <w:rPr>
+                <w:rFonts w:ascii="Times New Roman" w:hAnsi="Times New Roman" w:cs="Times New Roman"/>
+                <w:sz w:val="28"/>
+                <w:szCs w:val="28"/>
+              </w:rPr>
+              <w:t>EMC</w:t>
+            </w:r>
+          </w:p>
+        </w:tc>
+        <w:tc>
+          <w:tcPr>
+            <w:tcW w:w="2876" w:type="pct"/>
             <w:vAlign w:val="bottom"/>
           </w:tcPr>
           <w:p>
             <w:pPr>
               <w:spacing w:line="360" w:lineRule="auto"/>
-              <w:jc w:val="center"/>
-              <w:rPr>
-                <w:rFonts w:ascii="Times New Roman" w:hAnsi="Times New Roman" w:cs="Times New Roman"/>
-                <w:sz w:val="28"/>
-                <w:szCs w:val="28"/>
-              </w:rPr>
-            </w:pPr>
-            <w:r>
-              <w:rPr>
-                <w:rFonts w:ascii="Times New Roman" w:hAnsi="Times New Roman" w:cs="Times New Roman"/>
-                <w:sz w:val="28"/>
-                <w:szCs w:val="28"/>
-              </w:rPr>
-              <w:t>EMC</w:t>
-            </w:r>
-          </w:p>
-        </w:tc>
-        <w:tc>
-          <w:tcPr>
-            <w:tcW w:w="3134" w:type="pct"/>
-            <w:vAlign w:val="bottom"/>
-          </w:tcPr>
-          <w:p>
-            <w:pPr>
-              <w:spacing w:line="360" w:lineRule="auto"/>
-              <w:jc w:val="center"/>
               <w:rPr>
                 <w:rFonts w:ascii="Times New Roman" w:hAnsi="Times New Roman" w:cs="Times New Roman"/>
                 <w:sz w:val="28"/>
@@ -14184,38 +14113,37 @@
         </w:tc>
         <w:tc>
           <w:tcPr>
-            <w:tcW w:w="1315" w:type="pct"/>
+            <w:tcW w:w="1573" w:type="pct"/>
+            <w:vAlign w:val="center"/>
+          </w:tcPr>
+          <w:p>
+            <w:pPr>
+              <w:spacing w:line="360" w:lineRule="auto"/>
+              <w:jc w:val="center"/>
+              <w:rPr>
+                <w:rFonts w:ascii="Times New Roman" w:hAnsi="Times New Roman" w:cs="Times New Roman"/>
+                <w:sz w:val="28"/>
+                <w:szCs w:val="28"/>
+              </w:rPr>
+            </w:pPr>
+            <w:r>
+              <w:rPr>
+                <w:rFonts w:ascii="Times New Roman" w:hAnsi="Times New Roman" w:cs="Times New Roman"/>
+                <w:sz w:val="28"/>
+                <w:szCs w:val="28"/>
+              </w:rPr>
+              <w:t>MEMS</w:t>
+            </w:r>
+          </w:p>
+        </w:tc>
+        <w:tc>
+          <w:tcPr>
+            <w:tcW w:w="2876" w:type="pct"/>
             <w:vAlign w:val="bottom"/>
           </w:tcPr>
           <w:p>
             <w:pPr>
               <w:spacing w:line="360" w:lineRule="auto"/>
-              <w:jc w:val="center"/>
-              <w:rPr>
-                <w:rFonts w:ascii="Times New Roman" w:hAnsi="Times New Roman" w:cs="Times New Roman"/>
-                <w:sz w:val="28"/>
-                <w:szCs w:val="28"/>
-              </w:rPr>
-            </w:pPr>
-            <w:r>
-              <w:rPr>
-                <w:rFonts w:ascii="Times New Roman" w:hAnsi="Times New Roman" w:cs="Times New Roman"/>
-                <w:sz w:val="28"/>
-                <w:szCs w:val="28"/>
-              </w:rPr>
-              <w:t>MEMS</w:t>
-            </w:r>
-          </w:p>
-        </w:tc>
-        <w:tc>
-          <w:tcPr>
-            <w:tcW w:w="3134" w:type="pct"/>
-            <w:vAlign w:val="bottom"/>
-          </w:tcPr>
-          <w:p>
-            <w:pPr>
-              <w:spacing w:line="360" w:lineRule="auto"/>
-              <w:jc w:val="center"/>
               <w:rPr>
                 <w:rFonts w:ascii="Times New Roman" w:hAnsi="Times New Roman" w:cs="Times New Roman"/>
                 <w:sz w:val="28"/>
@@ -14340,38 +14268,37 @@
         </w:tc>
         <w:tc>
           <w:tcPr>
-            <w:tcW w:w="1315" w:type="pct"/>
+            <w:tcW w:w="1573" w:type="pct"/>
+            <w:vAlign w:val="center"/>
+          </w:tcPr>
+          <w:p>
+            <w:pPr>
+              <w:spacing w:line="360" w:lineRule="auto"/>
+              <w:jc w:val="center"/>
+              <w:rPr>
+                <w:rFonts w:ascii="Times New Roman" w:hAnsi="Times New Roman" w:cs="Times New Roman"/>
+                <w:sz w:val="28"/>
+                <w:szCs w:val="28"/>
+              </w:rPr>
+            </w:pPr>
+            <w:r>
+              <w:rPr>
+                <w:rFonts w:ascii="Times New Roman" w:hAnsi="Times New Roman" w:cs="Times New Roman"/>
+                <w:sz w:val="28"/>
+                <w:szCs w:val="28"/>
+              </w:rPr>
+              <w:t>SISO</w:t>
+            </w:r>
+          </w:p>
+        </w:tc>
+        <w:tc>
+          <w:tcPr>
+            <w:tcW w:w="2876" w:type="pct"/>
             <w:vAlign w:val="bottom"/>
           </w:tcPr>
           <w:p>
             <w:pPr>
               <w:spacing w:line="360" w:lineRule="auto"/>
-              <w:jc w:val="center"/>
-              <w:rPr>
-                <w:rFonts w:ascii="Times New Roman" w:hAnsi="Times New Roman" w:cs="Times New Roman"/>
-                <w:sz w:val="28"/>
-                <w:szCs w:val="28"/>
-              </w:rPr>
-            </w:pPr>
-            <w:r>
-              <w:rPr>
-                <w:rFonts w:ascii="Times New Roman" w:hAnsi="Times New Roman" w:cs="Times New Roman"/>
-                <w:sz w:val="28"/>
-                <w:szCs w:val="28"/>
-              </w:rPr>
-              <w:t>SISO</w:t>
-            </w:r>
-          </w:p>
-        </w:tc>
-        <w:tc>
-          <w:tcPr>
-            <w:tcW w:w="3134" w:type="pct"/>
-            <w:vAlign w:val="bottom"/>
-          </w:tcPr>
-          <w:p>
-            <w:pPr>
-              <w:spacing w:line="360" w:lineRule="auto"/>
-              <w:jc w:val="center"/>
               <w:rPr>
                 <w:rFonts w:ascii="Times New Roman" w:hAnsi="Times New Roman" w:cs="Times New Roman"/>
                 <w:sz w:val="28"/>
@@ -14488,38 +14415,37 @@
         </w:tc>
         <w:tc>
           <w:tcPr>
-            <w:tcW w:w="1315" w:type="pct"/>
+            <w:tcW w:w="1573" w:type="pct"/>
+            <w:vAlign w:val="center"/>
+          </w:tcPr>
+          <w:p>
+            <w:pPr>
+              <w:spacing w:line="360" w:lineRule="auto"/>
+              <w:jc w:val="center"/>
+              <w:rPr>
+                <w:rFonts w:ascii="Times New Roman" w:hAnsi="Times New Roman" w:cs="Times New Roman"/>
+                <w:sz w:val="28"/>
+                <w:szCs w:val="28"/>
+              </w:rPr>
+            </w:pPr>
+            <w:r>
+              <w:rPr>
+                <w:rFonts w:ascii="Times New Roman" w:hAnsi="Times New Roman" w:cs="Times New Roman"/>
+                <w:sz w:val="28"/>
+                <w:szCs w:val="28"/>
+              </w:rPr>
+              <w:t>OFDM</w:t>
+            </w:r>
+          </w:p>
+        </w:tc>
+        <w:tc>
+          <w:tcPr>
+            <w:tcW w:w="2876" w:type="pct"/>
             <w:vAlign w:val="bottom"/>
           </w:tcPr>
           <w:p>
             <w:pPr>
               <w:spacing w:line="360" w:lineRule="auto"/>
-              <w:jc w:val="center"/>
-              <w:rPr>
-                <w:rFonts w:ascii="Times New Roman" w:hAnsi="Times New Roman" w:cs="Times New Roman"/>
-                <w:sz w:val="28"/>
-                <w:szCs w:val="28"/>
-              </w:rPr>
-            </w:pPr>
-            <w:r>
-              <w:rPr>
-                <w:rFonts w:ascii="Times New Roman" w:hAnsi="Times New Roman" w:cs="Times New Roman"/>
-                <w:sz w:val="28"/>
-                <w:szCs w:val="28"/>
-              </w:rPr>
-              <w:t>OFDM</w:t>
-            </w:r>
-          </w:p>
-        </w:tc>
-        <w:tc>
-          <w:tcPr>
-            <w:tcW w:w="3134" w:type="pct"/>
-            <w:vAlign w:val="bottom"/>
-          </w:tcPr>
-          <w:p>
-            <w:pPr>
-              <w:spacing w:line="360" w:lineRule="auto"/>
-              <w:jc w:val="center"/>
               <w:rPr>
                 <w:rFonts w:ascii="Times New Roman" w:hAnsi="Times New Roman" w:cs="Times New Roman"/>
                 <w:sz w:val="28"/>
@@ -14636,38 +14562,37 @@
         </w:tc>
         <w:tc>
           <w:tcPr>
-            <w:tcW w:w="1315" w:type="pct"/>
+            <w:tcW w:w="1573" w:type="pct"/>
+            <w:vAlign w:val="center"/>
+          </w:tcPr>
+          <w:p>
+            <w:pPr>
+              <w:spacing w:line="360" w:lineRule="auto"/>
+              <w:jc w:val="center"/>
+              <w:rPr>
+                <w:rFonts w:ascii="Times New Roman" w:hAnsi="Times New Roman" w:cs="Times New Roman"/>
+                <w:sz w:val="28"/>
+                <w:szCs w:val="28"/>
+              </w:rPr>
+            </w:pPr>
+            <w:r>
+              <w:rPr>
+                <w:rFonts w:ascii="Times New Roman" w:hAnsi="Times New Roman" w:cs="Times New Roman"/>
+                <w:sz w:val="28"/>
+                <w:szCs w:val="28"/>
+              </w:rPr>
+              <w:t>URLLC</w:t>
+            </w:r>
+          </w:p>
+        </w:tc>
+        <w:tc>
+          <w:tcPr>
+            <w:tcW w:w="2876" w:type="pct"/>
             <w:vAlign w:val="bottom"/>
           </w:tcPr>
           <w:p>
             <w:pPr>
               <w:spacing w:line="360" w:lineRule="auto"/>
-              <w:jc w:val="center"/>
-              <w:rPr>
-                <w:rFonts w:ascii="Times New Roman" w:hAnsi="Times New Roman" w:cs="Times New Roman"/>
-                <w:sz w:val="28"/>
-                <w:szCs w:val="28"/>
-              </w:rPr>
-            </w:pPr>
-            <w:r>
-              <w:rPr>
-                <w:rFonts w:ascii="Times New Roman" w:hAnsi="Times New Roman" w:cs="Times New Roman"/>
-                <w:sz w:val="28"/>
-                <w:szCs w:val="28"/>
-              </w:rPr>
-              <w:t>URLLC</w:t>
-            </w:r>
-          </w:p>
-        </w:tc>
-        <w:tc>
-          <w:tcPr>
-            <w:tcW w:w="3134" w:type="pct"/>
-            <w:vAlign w:val="bottom"/>
-          </w:tcPr>
-          <w:p>
-            <w:pPr>
-              <w:spacing w:line="360" w:lineRule="auto"/>
-              <w:jc w:val="center"/>
               <w:rPr>
                 <w:rFonts w:ascii="Times New Roman" w:hAnsi="Times New Roman" w:cs="Times New Roman"/>
                 <w:sz w:val="28"/>
@@ -14796,45 +14721,43 @@
                 <w:sz w:val="28"/>
                 <w:szCs w:val="28"/>
               </w:rPr>
-              <w:lastRenderedPageBreak/>
               <w:t>27</w:t>
             </w:r>
           </w:p>
         </w:tc>
         <w:tc>
           <w:tcPr>
-            <w:tcW w:w="1315" w:type="pct"/>
+            <w:tcW w:w="1573" w:type="pct"/>
+            <w:vAlign w:val="center"/>
+          </w:tcPr>
+          <w:p>
+            <w:pPr>
+              <w:spacing w:line="360" w:lineRule="auto"/>
+              <w:jc w:val="center"/>
+              <w:rPr>
+                <w:rFonts w:ascii="Times New Roman" w:hAnsi="Times New Roman" w:cs="Times New Roman"/>
+                <w:sz w:val="28"/>
+                <w:szCs w:val="28"/>
+              </w:rPr>
+            </w:pPr>
+            <w:r>
+              <w:rPr>
+                <w:rFonts w:ascii="Times New Roman" w:hAnsi="Times New Roman" w:cs="Times New Roman"/>
+                <w:sz w:val="28"/>
+                <w:szCs w:val="28"/>
+              </w:rPr>
+              <w:t>Wi-Fi</w:t>
+            </w:r>
+          </w:p>
+        </w:tc>
+        <w:tc>
+          <w:tcPr>
+            <w:tcW w:w="2876" w:type="pct"/>
             <w:vAlign w:val="bottom"/>
           </w:tcPr>
           <w:p>
             <w:pPr>
               <w:spacing w:line="360" w:lineRule="auto"/>
-              <w:jc w:val="center"/>
-              <w:rPr>
-                <w:rFonts w:ascii="Times New Roman" w:hAnsi="Times New Roman" w:cs="Times New Roman"/>
-                <w:sz w:val="28"/>
-                <w:szCs w:val="28"/>
-              </w:rPr>
-            </w:pPr>
-            <w:r>
-              <w:rPr>
-                <w:rFonts w:ascii="Times New Roman" w:hAnsi="Times New Roman" w:cs="Times New Roman"/>
-                <w:sz w:val="28"/>
-                <w:szCs w:val="28"/>
-              </w:rPr>
-              <w:t>Wi-Fi</w:t>
-            </w:r>
-          </w:p>
-        </w:tc>
-        <w:tc>
-          <w:tcPr>
-            <w:tcW w:w="3134" w:type="pct"/>
-            <w:vAlign w:val="bottom"/>
-          </w:tcPr>
-          <w:p>
-            <w:pPr>
-              <w:spacing w:line="360" w:lineRule="auto"/>
-              <w:jc w:val="center"/>
               <w:rPr>
                 <w:rFonts w:ascii="Times New Roman" w:hAnsi="Times New Roman" w:cs="Times New Roman"/>
                 <w:sz w:val="28"/>
@@ -14915,38 +14838,37 @@
         </w:tc>
         <w:tc>
           <w:tcPr>
-            <w:tcW w:w="1315" w:type="pct"/>
+            <w:tcW w:w="1573" w:type="pct"/>
+            <w:vAlign w:val="center"/>
+          </w:tcPr>
+          <w:p>
+            <w:pPr>
+              <w:spacing w:line="360" w:lineRule="auto"/>
+              <w:jc w:val="center"/>
+              <w:rPr>
+                <w:rFonts w:ascii="Times New Roman" w:hAnsi="Times New Roman" w:cs="Times New Roman"/>
+                <w:sz w:val="28"/>
+                <w:szCs w:val="28"/>
+              </w:rPr>
+            </w:pPr>
+            <w:r>
+              <w:rPr>
+                <w:rFonts w:ascii="Times New Roman" w:hAnsi="Times New Roman" w:cs="Times New Roman"/>
+                <w:sz w:val="28"/>
+                <w:szCs w:val="28"/>
+              </w:rPr>
+              <w:t>AM</w:t>
+            </w:r>
+          </w:p>
+        </w:tc>
+        <w:tc>
+          <w:tcPr>
+            <w:tcW w:w="2876" w:type="pct"/>
             <w:vAlign w:val="bottom"/>
           </w:tcPr>
           <w:p>
             <w:pPr>
               <w:spacing w:line="360" w:lineRule="auto"/>
-              <w:jc w:val="center"/>
-              <w:rPr>
-                <w:rFonts w:ascii="Times New Roman" w:hAnsi="Times New Roman" w:cs="Times New Roman"/>
-                <w:sz w:val="28"/>
-                <w:szCs w:val="28"/>
-              </w:rPr>
-            </w:pPr>
-            <w:r>
-              <w:rPr>
-                <w:rFonts w:ascii="Times New Roman" w:hAnsi="Times New Roman" w:cs="Times New Roman"/>
-                <w:sz w:val="28"/>
-                <w:szCs w:val="28"/>
-              </w:rPr>
-              <w:t>AM</w:t>
-            </w:r>
-          </w:p>
-        </w:tc>
-        <w:tc>
-          <w:tcPr>
-            <w:tcW w:w="3134" w:type="pct"/>
-            <w:vAlign w:val="bottom"/>
-          </w:tcPr>
-          <w:p>
-            <w:pPr>
-              <w:spacing w:line="360" w:lineRule="auto"/>
-              <w:jc w:val="center"/>
               <w:rPr>
                 <w:rFonts w:ascii="Times New Roman" w:hAnsi="Times New Roman" w:cs="Times New Roman"/>
                 <w:sz w:val="28"/>
@@ -15027,38 +14949,37 @@
         </w:tc>
         <w:tc>
           <w:tcPr>
-            <w:tcW w:w="1315" w:type="pct"/>
+            <w:tcW w:w="1573" w:type="pct"/>
+            <w:vAlign w:val="center"/>
+          </w:tcPr>
+          <w:p>
+            <w:pPr>
+              <w:spacing w:line="360" w:lineRule="auto"/>
+              <w:jc w:val="center"/>
+              <w:rPr>
+                <w:rFonts w:ascii="Times New Roman" w:hAnsi="Times New Roman" w:cs="Times New Roman"/>
+                <w:sz w:val="28"/>
+                <w:szCs w:val="28"/>
+              </w:rPr>
+            </w:pPr>
+            <w:r>
+              <w:rPr>
+                <w:rFonts w:ascii="Times New Roman" w:hAnsi="Times New Roman" w:cs="Times New Roman"/>
+                <w:sz w:val="28"/>
+                <w:szCs w:val="28"/>
+              </w:rPr>
+              <w:t>FM</w:t>
+            </w:r>
+          </w:p>
+        </w:tc>
+        <w:tc>
+          <w:tcPr>
+            <w:tcW w:w="2876" w:type="pct"/>
             <w:vAlign w:val="bottom"/>
           </w:tcPr>
           <w:p>
             <w:pPr>
               <w:spacing w:line="360" w:lineRule="auto"/>
-              <w:jc w:val="center"/>
-              <w:rPr>
-                <w:rFonts w:ascii="Times New Roman" w:hAnsi="Times New Roman" w:cs="Times New Roman"/>
-                <w:sz w:val="28"/>
-                <w:szCs w:val="28"/>
-              </w:rPr>
-            </w:pPr>
-            <w:r>
-              <w:rPr>
-                <w:rFonts w:ascii="Times New Roman" w:hAnsi="Times New Roman" w:cs="Times New Roman"/>
-                <w:sz w:val="28"/>
-                <w:szCs w:val="28"/>
-              </w:rPr>
-              <w:t>FM</w:t>
-            </w:r>
-          </w:p>
-        </w:tc>
-        <w:tc>
-          <w:tcPr>
-            <w:tcW w:w="3134" w:type="pct"/>
-            <w:vAlign w:val="bottom"/>
-          </w:tcPr>
-          <w:p>
-            <w:pPr>
-              <w:spacing w:line="360" w:lineRule="auto"/>
-              <w:jc w:val="center"/>
               <w:rPr>
                 <w:rFonts w:ascii="Times New Roman" w:hAnsi="Times New Roman" w:cs="Times New Roman"/>
                 <w:sz w:val="28"/>
@@ -15139,38 +15060,37 @@
         </w:tc>
         <w:tc>
           <w:tcPr>
-            <w:tcW w:w="1315" w:type="pct"/>
+            <w:tcW w:w="1573" w:type="pct"/>
+            <w:vAlign w:val="center"/>
+          </w:tcPr>
+          <w:p>
+            <w:pPr>
+              <w:spacing w:line="360" w:lineRule="auto"/>
+              <w:jc w:val="center"/>
+              <w:rPr>
+                <w:rFonts w:ascii="Times New Roman" w:hAnsi="Times New Roman" w:cs="Times New Roman"/>
+                <w:sz w:val="28"/>
+                <w:szCs w:val="28"/>
+              </w:rPr>
+            </w:pPr>
+            <w:r>
+              <w:rPr>
+                <w:rFonts w:ascii="Times New Roman" w:hAnsi="Times New Roman" w:cs="Times New Roman"/>
+                <w:sz w:val="28"/>
+                <w:szCs w:val="28"/>
+              </w:rPr>
+              <w:t>PSK</w:t>
+            </w:r>
+          </w:p>
+        </w:tc>
+        <w:tc>
+          <w:tcPr>
+            <w:tcW w:w="2876" w:type="pct"/>
             <w:vAlign w:val="bottom"/>
           </w:tcPr>
           <w:p>
             <w:pPr>
               <w:spacing w:line="360" w:lineRule="auto"/>
-              <w:jc w:val="center"/>
-              <w:rPr>
-                <w:rFonts w:ascii="Times New Roman" w:hAnsi="Times New Roman" w:cs="Times New Roman"/>
-                <w:sz w:val="28"/>
-                <w:szCs w:val="28"/>
-              </w:rPr>
-            </w:pPr>
-            <w:r>
-              <w:rPr>
-                <w:rFonts w:ascii="Times New Roman" w:hAnsi="Times New Roman" w:cs="Times New Roman"/>
-                <w:sz w:val="28"/>
-                <w:szCs w:val="28"/>
-              </w:rPr>
-              <w:t>PSK</w:t>
-            </w:r>
-          </w:p>
-        </w:tc>
-        <w:tc>
-          <w:tcPr>
-            <w:tcW w:w="3134" w:type="pct"/>
-            <w:vAlign w:val="bottom"/>
-          </w:tcPr>
-          <w:p>
-            <w:pPr>
-              <w:spacing w:line="360" w:lineRule="auto"/>
-              <w:jc w:val="center"/>
               <w:rPr>
                 <w:rFonts w:ascii="Times New Roman" w:hAnsi="Times New Roman" w:cs="Times New Roman"/>
                 <w:sz w:val="28"/>
@@ -15269,38 +15189,37 @@
         </w:tc>
         <w:tc>
           <w:tcPr>
-            <w:tcW w:w="1315" w:type="pct"/>
+            <w:tcW w:w="1573" w:type="pct"/>
+            <w:vAlign w:val="center"/>
+          </w:tcPr>
+          <w:p>
+            <w:pPr>
+              <w:spacing w:line="360" w:lineRule="auto"/>
+              <w:jc w:val="center"/>
+              <w:rPr>
+                <w:rFonts w:ascii="Times New Roman" w:hAnsi="Times New Roman" w:cs="Times New Roman"/>
+                <w:sz w:val="28"/>
+                <w:szCs w:val="28"/>
+              </w:rPr>
+            </w:pPr>
+            <w:r>
+              <w:rPr>
+                <w:rFonts w:ascii="Times New Roman" w:hAnsi="Times New Roman" w:cs="Times New Roman"/>
+                <w:sz w:val="28"/>
+                <w:szCs w:val="28"/>
+              </w:rPr>
+              <w:t>FSK</w:t>
+            </w:r>
+          </w:p>
+        </w:tc>
+        <w:tc>
+          <w:tcPr>
+            <w:tcW w:w="2876" w:type="pct"/>
             <w:vAlign w:val="bottom"/>
           </w:tcPr>
           <w:p>
             <w:pPr>
               <w:spacing w:line="360" w:lineRule="auto"/>
-              <w:jc w:val="center"/>
-              <w:rPr>
-                <w:rFonts w:ascii="Times New Roman" w:hAnsi="Times New Roman" w:cs="Times New Roman"/>
-                <w:sz w:val="28"/>
-                <w:szCs w:val="28"/>
-              </w:rPr>
-            </w:pPr>
-            <w:r>
-              <w:rPr>
-                <w:rFonts w:ascii="Times New Roman" w:hAnsi="Times New Roman" w:cs="Times New Roman"/>
-                <w:sz w:val="28"/>
-                <w:szCs w:val="28"/>
-              </w:rPr>
-              <w:t>FSK</w:t>
-            </w:r>
-          </w:p>
-        </w:tc>
-        <w:tc>
-          <w:tcPr>
-            <w:tcW w:w="3134" w:type="pct"/>
-            <w:vAlign w:val="bottom"/>
-          </w:tcPr>
-          <w:p>
-            <w:pPr>
-              <w:spacing w:line="360" w:lineRule="auto"/>
-              <w:jc w:val="center"/>
               <w:rPr>
                 <w:rFonts w:ascii="Times New Roman" w:hAnsi="Times New Roman" w:cs="Times New Roman"/>
                 <w:sz w:val="28"/>
@@ -15399,38 +15318,37 @@
         </w:tc>
         <w:tc>
           <w:tcPr>
-            <w:tcW w:w="1315" w:type="pct"/>
+            <w:tcW w:w="1573" w:type="pct"/>
+            <w:vAlign w:val="center"/>
+          </w:tcPr>
+          <w:p>
+            <w:pPr>
+              <w:spacing w:line="360" w:lineRule="auto"/>
+              <w:jc w:val="center"/>
+              <w:rPr>
+                <w:rFonts w:ascii="Times New Roman" w:hAnsi="Times New Roman" w:cs="Times New Roman"/>
+                <w:sz w:val="28"/>
+                <w:szCs w:val="28"/>
+              </w:rPr>
+            </w:pPr>
+            <w:r>
+              <w:rPr>
+                <w:rFonts w:ascii="Times New Roman" w:hAnsi="Times New Roman" w:cs="Times New Roman"/>
+                <w:sz w:val="28"/>
+                <w:szCs w:val="28"/>
+              </w:rPr>
+              <w:t>APES</w:t>
+            </w:r>
+          </w:p>
+        </w:tc>
+        <w:tc>
+          <w:tcPr>
+            <w:tcW w:w="2876" w:type="pct"/>
             <w:vAlign w:val="bottom"/>
           </w:tcPr>
           <w:p>
             <w:pPr>
               <w:spacing w:line="360" w:lineRule="auto"/>
-              <w:jc w:val="center"/>
-              <w:rPr>
-                <w:rFonts w:ascii="Times New Roman" w:hAnsi="Times New Roman" w:cs="Times New Roman"/>
-                <w:sz w:val="28"/>
-                <w:szCs w:val="28"/>
-              </w:rPr>
-            </w:pPr>
-            <w:r>
-              <w:rPr>
-                <w:rFonts w:ascii="Times New Roman" w:hAnsi="Times New Roman" w:cs="Times New Roman"/>
-                <w:sz w:val="28"/>
-                <w:szCs w:val="28"/>
-              </w:rPr>
-              <w:t>APES</w:t>
-            </w:r>
-          </w:p>
-        </w:tc>
-        <w:tc>
-          <w:tcPr>
-            <w:tcW w:w="3134" w:type="pct"/>
-            <w:vAlign w:val="bottom"/>
-          </w:tcPr>
-          <w:p>
-            <w:pPr>
-              <w:spacing w:line="360" w:lineRule="auto"/>
-              <w:jc w:val="center"/>
               <w:rPr>
                 <w:rFonts w:ascii="Times New Roman" w:hAnsi="Times New Roman" w:cs="Times New Roman"/>
                 <w:sz w:val="28"/>
@@ -15549,7 +15467,7 @@
 </file>
 
 <file path=word/endnotes.xml><?xml version="1.0" encoding="utf-8"?>
-<w:endnotes xmlns:wpc="http://schemas.microsoft.com/office/word/2010/wordprocessingCanvas" xmlns:cx="http://schemas.microsoft.com/office/drawing/2014/chartex" xmlns:cx1="http://schemas.microsoft.com/office/drawing/2015/9/8/chartex" xmlns:cx2="http://schemas.microsoft.com/office/drawing/2015/10/21/chartex" xmlns:cx3="http://schemas.microsoft.com/office/drawing/2016/5/9/chartex" xmlns:cx4="http://schemas.microsoft.com/office/drawing/2016/5/10/chartex" xmlns:cx5="http://schemas.microsoft.com/office/drawing/2016/5/11/chartex" xmlns:cx6="http://schemas.microsoft.com/office/drawing/2016/5/12/chartex" xmlns:cx7="http://schemas.microsoft.com/office/drawing/2016/5/13/chartex" xmlns:cx8="http://schemas.microsoft.com/office/drawing/2016/5/14/chartex" xmlns:mc="http://schemas.openxmlformats.org/markup-compatibility/2006" xmlns:aink="http://schemas.microsoft.com/office/drawing/2016/ink" xmlns:am3d="http://schemas.microsoft.com/office/drawing/2017/model3d" xmlns:o="urn:schemas-microsoft-com:office:office" xmlns:r="http://schemas.openxmlformats.org/officeDocument/2006/relationships" xmlns:m="http://schemas.openxmlformats.org/officeDocument/2006/math" xmlns:v="urn:schemas-microsoft-com:vml" xmlns:wp14="http://schemas.microsoft.com/office/word/2010/wordprocessingDrawing" xmlns:wp="http://schemas.openxmlformats.org/drawingml/2006/wordprocessingDrawing" xmlns:w10="urn:schemas-microsoft-com:office:word" xmlns:w="http://schemas.openxmlformats.org/wordprocessingml/2006/main" xmlns:w14="http://schemas.microsoft.com/office/word/2010/wordml" xmlns:w15="http://schemas.microsoft.com/office/word/2012/wordml" xmlns:w16cid="http://schemas.microsoft.com/office/word/2016/wordml/cid" xmlns:w16se="http://schemas.microsoft.com/office/word/2015/wordml/symex" xmlns:wpg="http://schemas.microsoft.com/office/word/2010/wordprocessingGroup" xmlns:wpi="http://schemas.microsoft.com/office/word/2010/wordprocessingInk" xmlns:wne="http://schemas.microsoft.com/office/word/2006/wordml" xmlns:wps="http://schemas.microsoft.com/office/word/2010/wordprocessingShape" mc:Ignorable="w14 w15 w16se w16cid wp14">
+<w:endnotes xmlns:wpc="http://schemas.microsoft.com/office/word/2010/wordprocessingCanvas" xmlns:cx="http://schemas.microsoft.com/office/drawing/2014/chartex" xmlns:cx1="http://schemas.microsoft.com/office/drawing/2015/9/8/chartex" xmlns:cx2="http://schemas.microsoft.com/office/drawing/2015/10/21/chartex" xmlns:cx3="http://schemas.microsoft.com/office/drawing/2016/5/9/chartex" xmlns:cx4="http://schemas.microsoft.com/office/drawing/2016/5/10/chartex" xmlns:cx5="http://schemas.microsoft.com/office/drawing/2016/5/11/chartex" xmlns:cx6="http://schemas.microsoft.com/office/drawing/2016/5/12/chartex" xmlns:cx7="http://schemas.microsoft.com/office/drawing/2016/5/13/chartex" xmlns:cx8="http://schemas.microsoft.com/office/drawing/2016/5/14/chartex" xmlns:mc="http://schemas.openxmlformats.org/markup-compatibility/2006" xmlns:aink="http://schemas.microsoft.com/office/drawing/2016/ink" xmlns:am3d="http://schemas.microsoft.com/office/drawing/2017/model3d" xmlns:o="urn:schemas-microsoft-com:office:office" xmlns:oel="http://schemas.microsoft.com/office/2019/extlst" xmlns:r="http://schemas.openxmlformats.org/officeDocument/2006/relationships" xmlns:m="http://schemas.openxmlformats.org/officeDocument/2006/math" xmlns:v="urn:schemas-microsoft-com:vml" xmlns:wp14="http://schemas.microsoft.com/office/word/2010/wordprocessingDrawing" xmlns:wp="http://schemas.openxmlformats.org/drawingml/2006/wordprocessingDrawing" xmlns:w10="urn:schemas-microsoft-com:office:word" xmlns:w="http://schemas.openxmlformats.org/wordprocessingml/2006/main" xmlns:w14="http://schemas.microsoft.com/office/word/2010/wordml" xmlns:w15="http://schemas.microsoft.com/office/word/2012/wordml" xmlns:w16cex="http://schemas.microsoft.com/office/word/2018/wordml/cex" xmlns:w16cid="http://schemas.microsoft.com/office/word/2016/wordml/cid" xmlns:w16="http://schemas.microsoft.com/office/word/2018/wordml" xmlns:w16du="http://schemas.microsoft.com/office/word/2023/wordml/word16du" xmlns:w16sdtdh="http://schemas.microsoft.com/office/word/2020/wordml/sdtdatahash" xmlns:w16sdtfl="http://schemas.microsoft.com/office/word/2024/wordml/sdtformatlock" xmlns:w16se="http://schemas.microsoft.com/office/word/2015/wordml/symex" xmlns:wpg="http://schemas.microsoft.com/office/word/2010/wordprocessingGroup" xmlns:wpi="http://schemas.microsoft.com/office/word/2010/wordprocessingInk" xmlns:wne="http://schemas.microsoft.com/office/word/2006/wordml" xmlns:wps="http://schemas.microsoft.com/office/word/2010/wordprocessingShape" mc:Ignorable="w14 w15 w16se w16cid w16 w16cex w16sdtdh w16sdtfl w16du wp14">
   <w:endnote w:type="separator" w:id="-1">
     <w:p>
       <w:pPr>
@@ -15574,7 +15492,7 @@
 </file>
 
 <file path=word/footer1.xml><?xml version="1.0" encoding="utf-8"?>
-<w:ftr xmlns:wpc="http://schemas.microsoft.com/office/word/2010/wordprocessingCanvas" xmlns:cx="http://schemas.microsoft.com/office/drawing/2014/chartex" xmlns:cx1="http://schemas.microsoft.com/office/drawing/2015/9/8/chartex" xmlns:cx2="http://schemas.microsoft.com/office/drawing/2015/10/21/chartex" xmlns:cx3="http://schemas.microsoft.com/office/drawing/2016/5/9/chartex" xmlns:cx4="http://schemas.microsoft.com/office/drawing/2016/5/10/chartex" xmlns:cx5="http://schemas.microsoft.com/office/drawing/2016/5/11/chartex" xmlns:cx6="http://schemas.microsoft.com/office/drawing/2016/5/12/chartex" xmlns:cx7="http://schemas.microsoft.com/office/drawing/2016/5/13/chartex" xmlns:cx8="http://schemas.microsoft.com/office/drawing/2016/5/14/chartex" xmlns:mc="http://schemas.openxmlformats.org/markup-compatibility/2006" xmlns:aink="http://schemas.microsoft.com/office/drawing/2016/ink" xmlns:am3d="http://schemas.microsoft.com/office/drawing/2017/model3d" xmlns:o="urn:schemas-microsoft-com:office:office" xmlns:r="http://schemas.openxmlformats.org/officeDocument/2006/relationships" xmlns:m="http://schemas.openxmlformats.org/officeDocument/2006/math" xmlns:v="urn:schemas-microsoft-com:vml" xmlns:wp14="http://schemas.microsoft.com/office/word/2010/wordprocessingDrawing" xmlns:wp="http://schemas.openxmlformats.org/drawingml/2006/wordprocessingDrawing" xmlns:w10="urn:schemas-microsoft-com:office:word" xmlns:w="http://schemas.openxmlformats.org/wordprocessingml/2006/main" xmlns:w14="http://schemas.microsoft.com/office/word/2010/wordml" xmlns:w15="http://schemas.microsoft.com/office/word/2012/wordml" xmlns:w16cid="http://schemas.microsoft.com/office/word/2016/wordml/cid" xmlns:w16se="http://schemas.microsoft.com/office/word/2015/wordml/symex" xmlns:wpg="http://schemas.microsoft.com/office/word/2010/wordprocessingGroup" xmlns:wpi="http://schemas.microsoft.com/office/word/2010/wordprocessingInk" xmlns:wne="http://schemas.microsoft.com/office/word/2006/wordml" xmlns:wps="http://schemas.microsoft.com/office/word/2010/wordprocessingShape" mc:Ignorable="w14 w15 w16se w16cid wp14">
+<w:ftr xmlns:wpc="http://schemas.microsoft.com/office/word/2010/wordprocessingCanvas" xmlns:cx="http://schemas.microsoft.com/office/drawing/2014/chartex" xmlns:cx1="http://schemas.microsoft.com/office/drawing/2015/9/8/chartex" xmlns:cx2="http://schemas.microsoft.com/office/drawing/2015/10/21/chartex" xmlns:cx3="http://schemas.microsoft.com/office/drawing/2016/5/9/chartex" xmlns:cx4="http://schemas.microsoft.com/office/drawing/2016/5/10/chartex" xmlns:cx5="http://schemas.microsoft.com/office/drawing/2016/5/11/chartex" xmlns:cx6="http://schemas.microsoft.com/office/drawing/2016/5/12/chartex" xmlns:cx7="http://schemas.microsoft.com/office/drawing/2016/5/13/chartex" xmlns:cx8="http://schemas.microsoft.com/office/drawing/2016/5/14/chartex" xmlns:mc="http://schemas.openxmlformats.org/markup-compatibility/2006" xmlns:aink="http://schemas.microsoft.com/office/drawing/2016/ink" xmlns:am3d="http://schemas.microsoft.com/office/drawing/2017/model3d" xmlns:o="urn:schemas-microsoft-com:office:office" xmlns:oel="http://schemas.microsoft.com/office/2019/extlst" xmlns:r="http://schemas.openxmlformats.org/officeDocument/2006/relationships" xmlns:m="http://schemas.openxmlformats.org/officeDocument/2006/math" xmlns:v="urn:schemas-microsoft-com:vml" xmlns:wp14="http://schemas.microsoft.com/office/word/2010/wordprocessingDrawing" xmlns:wp="http://schemas.openxmlformats.org/drawingml/2006/wordprocessingDrawing" xmlns:w10="urn:schemas-microsoft-com:office:word" xmlns:w="http://schemas.openxmlformats.org/wordprocessingml/2006/main" xmlns:w14="http://schemas.microsoft.com/office/word/2010/wordml" xmlns:w15="http://schemas.microsoft.com/office/word/2012/wordml" xmlns:w16cex="http://schemas.microsoft.com/office/word/2018/wordml/cex" xmlns:w16cid="http://schemas.microsoft.com/office/word/2016/wordml/cid" xmlns:w16="http://schemas.microsoft.com/office/word/2018/wordml" xmlns:w16du="http://schemas.microsoft.com/office/word/2023/wordml/word16du" xmlns:w16sdtdh="http://schemas.microsoft.com/office/word/2020/wordml/sdtdatahash" xmlns:w16sdtfl="http://schemas.microsoft.com/office/word/2024/wordml/sdtformatlock" xmlns:w16se="http://schemas.microsoft.com/office/word/2015/wordml/symex" xmlns:wpg="http://schemas.microsoft.com/office/word/2010/wordprocessingGroup" xmlns:wpi="http://schemas.microsoft.com/office/word/2010/wordprocessingInk" xmlns:wne="http://schemas.microsoft.com/office/word/2006/wordml" xmlns:wps="http://schemas.microsoft.com/office/word/2010/wordprocessingShape" mc:Ignorable="w14 w15 w16se w16cid w16 w16cex w16sdtdh w16sdtfl w16du wp14">
   <w:p>
     <w:pPr>
       <w:pStyle w:val="Footer"/>
@@ -15584,7 +15502,7 @@
 </file>
 
 <file path=word/footer2.xml><?xml version="1.0" encoding="utf-8"?>
-<w:ftr xmlns:wpc="http://schemas.microsoft.com/office/word/2010/wordprocessingCanvas" xmlns:cx="http://schemas.microsoft.com/office/drawing/2014/chartex" xmlns:cx1="http://schemas.microsoft.com/office/drawing/2015/9/8/chartex" xmlns:cx2="http://schemas.microsoft.com/office/drawing/2015/10/21/chartex" xmlns:cx3="http://schemas.microsoft.com/office/drawing/2016/5/9/chartex" xmlns:cx4="http://schemas.microsoft.com/office/drawing/2016/5/10/chartex" xmlns:cx5="http://schemas.microsoft.com/office/drawing/2016/5/11/chartex" xmlns:cx6="http://schemas.microsoft.com/office/drawing/2016/5/12/chartex" xmlns:cx7="http://schemas.microsoft.com/office/drawing/2016/5/13/chartex" xmlns:cx8="http://schemas.microsoft.com/office/drawing/2016/5/14/chartex" xmlns:mc="http://schemas.openxmlformats.org/markup-compatibility/2006" xmlns:aink="http://schemas.microsoft.com/office/drawing/2016/ink" xmlns:am3d="http://schemas.microsoft.com/office/drawing/2017/model3d" xmlns:o="urn:schemas-microsoft-com:office:office" xmlns:r="http://schemas.openxmlformats.org/officeDocument/2006/relationships" xmlns:m="http://schemas.openxmlformats.org/officeDocument/2006/math" xmlns:v="urn:schemas-microsoft-com:vml" xmlns:wp14="http://schemas.microsoft.com/office/word/2010/wordprocessingDrawing" xmlns:wp="http://schemas.openxmlformats.org/drawingml/2006/wordprocessingDrawing" xmlns:w10="urn:schemas-microsoft-com:office:word" xmlns:w="http://schemas.openxmlformats.org/wordprocessingml/2006/main" xmlns:w14="http://schemas.microsoft.com/office/word/2010/wordml" xmlns:w15="http://schemas.microsoft.com/office/word/2012/wordml" xmlns:w16cid="http://schemas.microsoft.com/office/word/2016/wordml/cid" xmlns:w16se="http://schemas.microsoft.com/office/word/2015/wordml/symex" xmlns:wpg="http://schemas.microsoft.com/office/word/2010/wordprocessingGroup" xmlns:wpi="http://schemas.microsoft.com/office/word/2010/wordprocessingInk" xmlns:wne="http://schemas.microsoft.com/office/word/2006/wordml" xmlns:wps="http://schemas.microsoft.com/office/word/2010/wordprocessingShape" mc:Ignorable="w14 w15 w16se w16cid wp14">
+<w:ftr xmlns:wpc="http://schemas.microsoft.com/office/word/2010/wordprocessingCanvas" xmlns:cx="http://schemas.microsoft.com/office/drawing/2014/chartex" xmlns:cx1="http://schemas.microsoft.com/office/drawing/2015/9/8/chartex" xmlns:cx2="http://schemas.microsoft.com/office/drawing/2015/10/21/chartex" xmlns:cx3="http://schemas.microsoft.com/office/drawing/2016/5/9/chartex" xmlns:cx4="http://schemas.microsoft.com/office/drawing/2016/5/10/chartex" xmlns:cx5="http://schemas.microsoft.com/office/drawing/2016/5/11/chartex" xmlns:cx6="http://schemas.microsoft.com/office/drawing/2016/5/12/chartex" xmlns:cx7="http://schemas.microsoft.com/office/drawing/2016/5/13/chartex" xmlns:cx8="http://schemas.microsoft.com/office/drawing/2016/5/14/chartex" xmlns:mc="http://schemas.openxmlformats.org/markup-compatibility/2006" xmlns:aink="http://schemas.microsoft.com/office/drawing/2016/ink" xmlns:am3d="http://schemas.microsoft.com/office/drawing/2017/model3d" xmlns:o="urn:schemas-microsoft-com:office:office" xmlns:oel="http://schemas.microsoft.com/office/2019/extlst" xmlns:r="http://schemas.openxmlformats.org/officeDocument/2006/relationships" xmlns:m="http://schemas.openxmlformats.org/officeDocument/2006/math" xmlns:v="urn:schemas-microsoft-com:vml" xmlns:wp14="http://schemas.microsoft.com/office/word/2010/wordprocessingDrawing" xmlns:wp="http://schemas.openxmlformats.org/drawingml/2006/wordprocessingDrawing" xmlns:w10="urn:schemas-microsoft-com:office:word" xmlns:w="http://schemas.openxmlformats.org/wordprocessingml/2006/main" xmlns:w14="http://schemas.microsoft.com/office/word/2010/wordml" xmlns:w15="http://schemas.microsoft.com/office/word/2012/wordml" xmlns:w16cex="http://schemas.microsoft.com/office/word/2018/wordml/cex" xmlns:w16cid="http://schemas.microsoft.com/office/word/2016/wordml/cid" xmlns:w16="http://schemas.microsoft.com/office/word/2018/wordml" xmlns:w16du="http://schemas.microsoft.com/office/word/2023/wordml/word16du" xmlns:w16sdtdh="http://schemas.microsoft.com/office/word/2020/wordml/sdtdatahash" xmlns:w16sdtfl="http://schemas.microsoft.com/office/word/2024/wordml/sdtformatlock" xmlns:w16se="http://schemas.microsoft.com/office/word/2015/wordml/symex" xmlns:wpg="http://schemas.microsoft.com/office/word/2010/wordprocessingGroup" xmlns:wpi="http://schemas.microsoft.com/office/word/2010/wordprocessingInk" xmlns:wne="http://schemas.microsoft.com/office/word/2006/wordml" xmlns:wps="http://schemas.microsoft.com/office/word/2010/wordprocessingShape" mc:Ignorable="w14 w15 w16se w16cid w16 w16cex w16sdtdh w16sdtfl w16du wp14">
   <w:sdt>
     <w:sdtPr>
       <w:id w:val="-2020452841"/>
@@ -15640,7 +15558,7 @@
 </file>
 
 <file path=word/footer3.xml><?xml version="1.0" encoding="utf-8"?>
-<w:ftr xmlns:wpc="http://schemas.microsoft.com/office/word/2010/wordprocessingCanvas" xmlns:cx="http://schemas.microsoft.com/office/drawing/2014/chartex" xmlns:cx1="http://schemas.microsoft.com/office/drawing/2015/9/8/chartex" xmlns:cx2="http://schemas.microsoft.com/office/drawing/2015/10/21/chartex" xmlns:cx3="http://schemas.microsoft.com/office/drawing/2016/5/9/chartex" xmlns:cx4="http://schemas.microsoft.com/office/drawing/2016/5/10/chartex" xmlns:cx5="http://schemas.microsoft.com/office/drawing/2016/5/11/chartex" xmlns:cx6="http://schemas.microsoft.com/office/drawing/2016/5/12/chartex" xmlns:cx7="http://schemas.microsoft.com/office/drawing/2016/5/13/chartex" xmlns:cx8="http://schemas.microsoft.com/office/drawing/2016/5/14/chartex" xmlns:mc="http://schemas.openxmlformats.org/markup-compatibility/2006" xmlns:aink="http://schemas.microsoft.com/office/drawing/2016/ink" xmlns:am3d="http://schemas.microsoft.com/office/drawing/2017/model3d" xmlns:o="urn:schemas-microsoft-com:office:office" xmlns:r="http://schemas.openxmlformats.org/officeDocument/2006/relationships" xmlns:m="http://schemas.openxmlformats.org/officeDocument/2006/math" xmlns:v="urn:schemas-microsoft-com:vml" xmlns:wp14="http://schemas.microsoft.com/office/word/2010/wordprocessingDrawing" xmlns:wp="http://schemas.openxmlformats.org/drawingml/2006/wordprocessingDrawing" xmlns:w10="urn:schemas-microsoft-com:office:word" xmlns:w="http://schemas.openxmlformats.org/wordprocessingml/2006/main" xmlns:w14="http://schemas.microsoft.com/office/word/2010/wordml" xmlns:w15="http://schemas.microsoft.com/office/word/2012/wordml" xmlns:w16cid="http://schemas.microsoft.com/office/word/2016/wordml/cid" xmlns:w16se="http://schemas.microsoft.com/office/word/2015/wordml/symex" xmlns:wpg="http://schemas.microsoft.com/office/word/2010/wordprocessingGroup" xmlns:wpi="http://schemas.microsoft.com/office/word/2010/wordprocessingInk" xmlns:wne="http://schemas.microsoft.com/office/word/2006/wordml" xmlns:wps="http://schemas.microsoft.com/office/word/2010/wordprocessingShape" mc:Ignorable="w14 w15 w16se w16cid wp14">
+<w:ftr xmlns:wpc="http://schemas.microsoft.com/office/word/2010/wordprocessingCanvas" xmlns:cx="http://schemas.microsoft.com/office/drawing/2014/chartex" xmlns:cx1="http://schemas.microsoft.com/office/drawing/2015/9/8/chartex" xmlns:cx2="http://schemas.microsoft.com/office/drawing/2015/10/21/chartex" xmlns:cx3="http://schemas.microsoft.com/office/drawing/2016/5/9/chartex" xmlns:cx4="http://schemas.microsoft.com/office/drawing/2016/5/10/chartex" xmlns:cx5="http://schemas.microsoft.com/office/drawing/2016/5/11/chartex" xmlns:cx6="http://schemas.microsoft.com/office/drawing/2016/5/12/chartex" xmlns:cx7="http://schemas.microsoft.com/office/drawing/2016/5/13/chartex" xmlns:cx8="http://schemas.microsoft.com/office/drawing/2016/5/14/chartex" xmlns:mc="http://schemas.openxmlformats.org/markup-compatibility/2006" xmlns:aink="http://schemas.microsoft.com/office/drawing/2016/ink" xmlns:am3d="http://schemas.microsoft.com/office/drawing/2017/model3d" xmlns:o="urn:schemas-microsoft-com:office:office" xmlns:oel="http://schemas.microsoft.com/office/2019/extlst" xmlns:r="http://schemas.openxmlformats.org/officeDocument/2006/relationships" xmlns:m="http://schemas.openxmlformats.org/officeDocument/2006/math" xmlns:v="urn:schemas-microsoft-com:vml" xmlns:wp14="http://schemas.microsoft.com/office/word/2010/wordprocessingDrawing" xmlns:wp="http://schemas.openxmlformats.org/drawingml/2006/wordprocessingDrawing" xmlns:w10="urn:schemas-microsoft-com:office:word" xmlns:w="http://schemas.openxmlformats.org/wordprocessingml/2006/main" xmlns:w14="http://schemas.microsoft.com/office/word/2010/wordml" xmlns:w15="http://schemas.microsoft.com/office/word/2012/wordml" xmlns:w16cex="http://schemas.microsoft.com/office/word/2018/wordml/cex" xmlns:w16cid="http://schemas.microsoft.com/office/word/2016/wordml/cid" xmlns:w16="http://schemas.microsoft.com/office/word/2018/wordml" xmlns:w16du="http://schemas.microsoft.com/office/word/2023/wordml/word16du" xmlns:w16sdtdh="http://schemas.microsoft.com/office/word/2020/wordml/sdtdatahash" xmlns:w16sdtfl="http://schemas.microsoft.com/office/word/2024/wordml/sdtformatlock" xmlns:w16se="http://schemas.microsoft.com/office/word/2015/wordml/symex" xmlns:wpg="http://schemas.microsoft.com/office/word/2010/wordprocessingGroup" xmlns:wpi="http://schemas.microsoft.com/office/word/2010/wordprocessingInk" xmlns:wne="http://schemas.microsoft.com/office/word/2006/wordml" xmlns:wps="http://schemas.microsoft.com/office/word/2010/wordprocessingShape" mc:Ignorable="w14 w15 w16se w16cid w16 w16cex w16sdtdh w16sdtfl w16du wp14">
   <w:p>
     <w:pPr>
       <w:pStyle w:val="Footer"/>
@@ -15650,7 +15568,7 @@
 </file>
 
 <file path=word/footnotes.xml><?xml version="1.0" encoding="utf-8"?>
-<w:footnotes xmlns:wpc="http://schemas.microsoft.com/office/word/2010/wordprocessingCanvas" xmlns:cx="http://schemas.microsoft.com/office/drawing/2014/chartex" xmlns:cx1="http://schemas.microsoft.com/office/drawing/2015/9/8/chartex" xmlns:cx2="http://schemas.microsoft.com/office/drawing/2015/10/21/chartex" xmlns:cx3="http://schemas.microsoft.com/office/drawing/2016/5/9/chartex" xmlns:cx4="http://schemas.microsoft.com/office/drawing/2016/5/10/chartex" xmlns:cx5="http://schemas.microsoft.com/office/drawing/2016/5/11/chartex" xmlns:cx6="http://schemas.microsoft.com/office/drawing/2016/5/12/chartex" xmlns:cx7="http://schemas.microsoft.com/office/drawing/2016/5/13/chartex" xmlns:cx8="http://schemas.microsoft.com/office/drawing/2016/5/14/chartex" xmlns:mc="http://schemas.openxmlformats.org/markup-compatibility/2006" xmlns:aink="http://schemas.microsoft.com/office/drawing/2016/ink" xmlns:am3d="http://schemas.microsoft.com/office/drawing/2017/model3d" xmlns:o="urn:schemas-microsoft-com:office:office" xmlns:r="http://schemas.openxmlformats.org/officeDocument/2006/relationships" xmlns:m="http://schemas.openxmlformats.org/officeDocument/2006/math" xmlns:v="urn:schemas-microsoft-com:vml" xmlns:wp14="http://schemas.microsoft.com/office/word/2010/wordprocessingDrawing" xmlns:wp="http://schemas.openxmlformats.org/drawingml/2006/wordprocessingDrawing" xmlns:w10="urn:schemas-microsoft-com:office:word" xmlns:w="http://schemas.openxmlformats.org/wordprocessingml/2006/main" xmlns:w14="http://schemas.microsoft.com/office/word/2010/wordml" xmlns:w15="http://schemas.microsoft.com/office/word/2012/wordml" xmlns:w16cid="http://schemas.microsoft.com/office/word/2016/wordml/cid" xmlns:w16se="http://schemas.microsoft.com/office/word/2015/wordml/symex" xmlns:wpg="http://schemas.microsoft.com/office/word/2010/wordprocessingGroup" xmlns:wpi="http://schemas.microsoft.com/office/word/2010/wordprocessingInk" xmlns:wne="http://schemas.microsoft.com/office/word/2006/wordml" xmlns:wps="http://schemas.microsoft.com/office/word/2010/wordprocessingShape" mc:Ignorable="w14 w15 w16se w16cid wp14">
+<w:footnotes xmlns:wpc="http://schemas.microsoft.com/office/word/2010/wordprocessingCanvas" xmlns:cx="http://schemas.microsoft.com/office/drawing/2014/chartex" xmlns:cx1="http://schemas.microsoft.com/office/drawing/2015/9/8/chartex" xmlns:cx2="http://schemas.microsoft.com/office/drawing/2015/10/21/chartex" xmlns:cx3="http://schemas.microsoft.com/office/drawing/2016/5/9/chartex" xmlns:cx4="http://schemas.microsoft.com/office/drawing/2016/5/10/chartex" xmlns:cx5="http://schemas.microsoft.com/office/drawing/2016/5/11/chartex" xmlns:cx6="http://schemas.microsoft.com/office/drawing/2016/5/12/chartex" xmlns:cx7="http://schemas.microsoft.com/office/drawing/2016/5/13/chartex" xmlns:cx8="http://schemas.microsoft.com/office/drawing/2016/5/14/chartex" xmlns:mc="http://schemas.openxmlformats.org/markup-compatibility/2006" xmlns:aink="http://schemas.microsoft.com/office/drawing/2016/ink" xmlns:am3d="http://schemas.microsoft.com/office/drawing/2017/model3d" xmlns:o="urn:schemas-microsoft-com:office:office" xmlns:oel="http://schemas.microsoft.com/office/2019/extlst" xmlns:r="http://schemas.openxmlformats.org/officeDocument/2006/relationships" xmlns:m="http://schemas.openxmlformats.org/officeDocument/2006/math" xmlns:v="urn:schemas-microsoft-com:vml" xmlns:wp14="http://schemas.microsoft.com/office/word/2010/wordprocessingDrawing" xmlns:wp="http://schemas.openxmlformats.org/drawingml/2006/wordprocessingDrawing" xmlns:w10="urn:schemas-microsoft-com:office:word" xmlns:w="http://schemas.openxmlformats.org/wordprocessingml/2006/main" xmlns:w14="http://schemas.microsoft.com/office/word/2010/wordml" xmlns:w15="http://schemas.microsoft.com/office/word/2012/wordml" xmlns:w16cex="http://schemas.microsoft.com/office/word/2018/wordml/cex" xmlns:w16cid="http://schemas.microsoft.com/office/word/2016/wordml/cid" xmlns:w16="http://schemas.microsoft.com/office/word/2018/wordml" xmlns:w16du="http://schemas.microsoft.com/office/word/2023/wordml/word16du" xmlns:w16sdtdh="http://schemas.microsoft.com/office/word/2020/wordml/sdtdatahash" xmlns:w16sdtfl="http://schemas.microsoft.com/office/word/2024/wordml/sdtformatlock" xmlns:w16se="http://schemas.microsoft.com/office/word/2015/wordml/symex" xmlns:wpg="http://schemas.microsoft.com/office/word/2010/wordprocessingGroup" xmlns:wpi="http://schemas.microsoft.com/office/word/2010/wordprocessingInk" xmlns:wne="http://schemas.microsoft.com/office/word/2006/wordml" xmlns:wps="http://schemas.microsoft.com/office/word/2010/wordprocessingShape" mc:Ignorable="w14 w15 w16se w16cid w16 w16cex w16sdtdh w16sdtfl w16du wp14">
   <w:footnote w:type="separator" w:id="-1">
     <w:p>
       <w:pPr>
@@ -15675,7 +15593,7 @@
 </file>
 
 <file path=word/header1.xml><?xml version="1.0" encoding="utf-8"?>
-<w:hdr xmlns:wpc="http://schemas.microsoft.com/office/word/2010/wordprocessingCanvas" xmlns:cx="http://schemas.microsoft.com/office/drawing/2014/chartex" xmlns:cx1="http://schemas.microsoft.com/office/drawing/2015/9/8/chartex" xmlns:cx2="http://schemas.microsoft.com/office/drawing/2015/10/21/chartex" xmlns:cx3="http://schemas.microsoft.com/office/drawing/2016/5/9/chartex" xmlns:cx4="http://schemas.microsoft.com/office/drawing/2016/5/10/chartex" xmlns:cx5="http://schemas.microsoft.com/office/drawing/2016/5/11/chartex" xmlns:cx6="http://schemas.microsoft.com/office/drawing/2016/5/12/chartex" xmlns:cx7="http://schemas.microsoft.com/office/drawing/2016/5/13/chartex" xmlns:cx8="http://schemas.microsoft.com/office/drawing/2016/5/14/chartex" xmlns:mc="http://schemas.openxmlformats.org/markup-compatibility/2006" xmlns:aink="http://schemas.microsoft.com/office/drawing/2016/ink" xmlns:am3d="http://schemas.microsoft.com/office/drawing/2017/model3d" xmlns:o="urn:schemas-microsoft-com:office:office" xmlns:r="http://schemas.openxmlformats.org/officeDocument/2006/relationships" xmlns:m="http://schemas.openxmlformats.org/officeDocument/2006/math" xmlns:v="urn:schemas-microsoft-com:vml" xmlns:wp14="http://schemas.microsoft.com/office/word/2010/wordprocessingDrawing" xmlns:wp="http://schemas.openxmlformats.org/drawingml/2006/wordprocessingDrawing" xmlns:w10="urn:schemas-microsoft-com:office:word" xmlns:w="http://schemas.openxmlformats.org/wordprocessingml/2006/main" xmlns:w14="http://schemas.microsoft.com/office/word/2010/wordml" xmlns:w15="http://schemas.microsoft.com/office/word/2012/wordml" xmlns:w16cid="http://schemas.microsoft.com/office/word/2016/wordml/cid" xmlns:w16se="http://schemas.microsoft.com/office/word/2015/wordml/symex" xmlns:wpg="http://schemas.microsoft.com/office/word/2010/wordprocessingGroup" xmlns:wpi="http://schemas.microsoft.com/office/word/2010/wordprocessingInk" xmlns:wne="http://schemas.microsoft.com/office/word/2006/wordml" xmlns:wps="http://schemas.microsoft.com/office/word/2010/wordprocessingShape" mc:Ignorable="w14 w15 w16se w16cid wp14">
+<w:hdr xmlns:wpc="http://schemas.microsoft.com/office/word/2010/wordprocessingCanvas" xmlns:cx="http://schemas.microsoft.com/office/drawing/2014/chartex" xmlns:cx1="http://schemas.microsoft.com/office/drawing/2015/9/8/chartex" xmlns:cx2="http://schemas.microsoft.com/office/drawing/2015/10/21/chartex" xmlns:cx3="http://schemas.microsoft.com/office/drawing/2016/5/9/chartex" xmlns:cx4="http://schemas.microsoft.com/office/drawing/2016/5/10/chartex" xmlns:cx5="http://schemas.microsoft.com/office/drawing/2016/5/11/chartex" xmlns:cx6="http://schemas.microsoft.com/office/drawing/2016/5/12/chartex" xmlns:cx7="http://schemas.microsoft.com/office/drawing/2016/5/13/chartex" xmlns:cx8="http://schemas.microsoft.com/office/drawing/2016/5/14/chartex" xmlns:mc="http://schemas.openxmlformats.org/markup-compatibility/2006" xmlns:aink="http://schemas.microsoft.com/office/drawing/2016/ink" xmlns:am3d="http://schemas.microsoft.com/office/drawing/2017/model3d" xmlns:o="urn:schemas-microsoft-com:office:office" xmlns:oel="http://schemas.microsoft.com/office/2019/extlst" xmlns:r="http://schemas.openxmlformats.org/officeDocument/2006/relationships" xmlns:m="http://schemas.openxmlformats.org/officeDocument/2006/math" xmlns:v="urn:schemas-microsoft-com:vml" xmlns:wp14="http://schemas.microsoft.com/office/word/2010/wordprocessingDrawing" xmlns:wp="http://schemas.openxmlformats.org/drawingml/2006/wordprocessingDrawing" xmlns:w10="urn:schemas-microsoft-com:office:word" xmlns:w="http://schemas.openxmlformats.org/wordprocessingml/2006/main" xmlns:w14="http://schemas.microsoft.com/office/word/2010/wordml" xmlns:w15="http://schemas.microsoft.com/office/word/2012/wordml" xmlns:w16cex="http://schemas.microsoft.com/office/word/2018/wordml/cex" xmlns:w16cid="http://schemas.microsoft.com/office/word/2016/wordml/cid" xmlns:w16="http://schemas.microsoft.com/office/word/2018/wordml" xmlns:w16du="http://schemas.microsoft.com/office/word/2023/wordml/word16du" xmlns:w16sdtdh="http://schemas.microsoft.com/office/word/2020/wordml/sdtdatahash" xmlns:w16sdtfl="http://schemas.microsoft.com/office/word/2024/wordml/sdtformatlock" xmlns:w16se="http://schemas.microsoft.com/office/word/2015/wordml/symex" xmlns:wpg="http://schemas.microsoft.com/office/word/2010/wordprocessingGroup" xmlns:wpi="http://schemas.microsoft.com/office/word/2010/wordprocessingInk" xmlns:wne="http://schemas.microsoft.com/office/word/2006/wordml" xmlns:wps="http://schemas.microsoft.com/office/word/2010/wordprocessingShape" mc:Ignorable="w14 w15 w16se w16cid w16 w16cex w16sdtdh w16sdtfl w16du wp14">
   <w:p>
     <w:pPr>
       <w:pStyle w:val="Header"/>
@@ -15685,7 +15603,7 @@
 </file>
 
 <file path=word/header2.xml><?xml version="1.0" encoding="utf-8"?>
-<w:hdr xmlns:wpc="http://schemas.microsoft.com/office/word/2010/wordprocessingCanvas" xmlns:cx="http://schemas.microsoft.com/office/drawing/2014/chartex" xmlns:cx1="http://schemas.microsoft.com/office/drawing/2015/9/8/chartex" xmlns:cx2="http://schemas.microsoft.com/office/drawing/2015/10/21/chartex" xmlns:cx3="http://schemas.microsoft.com/office/drawing/2016/5/9/chartex" xmlns:cx4="http://schemas.microsoft.com/office/drawing/2016/5/10/chartex" xmlns:cx5="http://schemas.microsoft.com/office/drawing/2016/5/11/chartex" xmlns:cx6="http://schemas.microsoft.com/office/drawing/2016/5/12/chartex" xmlns:cx7="http://schemas.microsoft.com/office/drawing/2016/5/13/chartex" xmlns:cx8="http://schemas.microsoft.com/office/drawing/2016/5/14/chartex" xmlns:mc="http://schemas.openxmlformats.org/markup-compatibility/2006" xmlns:aink="http://schemas.microsoft.com/office/drawing/2016/ink" xmlns:am3d="http://schemas.microsoft.com/office/drawing/2017/model3d" xmlns:o="urn:schemas-microsoft-com:office:office" xmlns:r="http://schemas.openxmlformats.org/officeDocument/2006/relationships" xmlns:m="http://schemas.openxmlformats.org/officeDocument/2006/math" xmlns:v="urn:schemas-microsoft-com:vml" xmlns:wp14="http://schemas.microsoft.com/office/word/2010/wordprocessingDrawing" xmlns:wp="http://schemas.openxmlformats.org/drawingml/2006/wordprocessingDrawing" xmlns:w10="urn:schemas-microsoft-com:office:word" xmlns:w="http://schemas.openxmlformats.org/wordprocessingml/2006/main" xmlns:w14="http://schemas.microsoft.com/office/word/2010/wordml" xmlns:w15="http://schemas.microsoft.com/office/word/2012/wordml" xmlns:w16cid="http://schemas.microsoft.com/office/word/2016/wordml/cid" xmlns:w16se="http://schemas.microsoft.com/office/word/2015/wordml/symex" xmlns:wpg="http://schemas.microsoft.com/office/word/2010/wordprocessingGroup" xmlns:wpi="http://schemas.microsoft.com/office/word/2010/wordprocessingInk" xmlns:wne="http://schemas.microsoft.com/office/word/2006/wordml" xmlns:wps="http://schemas.microsoft.com/office/word/2010/wordprocessingShape" mc:Ignorable="w14 w15 w16se w16cid wp14">
+<w:hdr xmlns:wpc="http://schemas.microsoft.com/office/word/2010/wordprocessingCanvas" xmlns:cx="http://schemas.microsoft.com/office/drawing/2014/chartex" xmlns:cx1="http://schemas.microsoft.com/office/drawing/2015/9/8/chartex" xmlns:cx2="http://schemas.microsoft.com/office/drawing/2015/10/21/chartex" xmlns:cx3="http://schemas.microsoft.com/office/drawing/2016/5/9/chartex" xmlns:cx4="http://schemas.microsoft.com/office/drawing/2016/5/10/chartex" xmlns:cx5="http://schemas.microsoft.com/office/drawing/2016/5/11/chartex" xmlns:cx6="http://schemas.microsoft.com/office/drawing/2016/5/12/chartex" xmlns:cx7="http://schemas.microsoft.com/office/drawing/2016/5/13/chartex" xmlns:cx8="http://schemas.microsoft.com/office/drawing/2016/5/14/chartex" xmlns:mc="http://schemas.openxmlformats.org/markup-compatibility/2006" xmlns:aink="http://schemas.microsoft.com/office/drawing/2016/ink" xmlns:am3d="http://schemas.microsoft.com/office/drawing/2017/model3d" xmlns:o="urn:schemas-microsoft-com:office:office" xmlns:oel="http://schemas.microsoft.com/office/2019/extlst" xmlns:r="http://schemas.openxmlformats.org/officeDocument/2006/relationships" xmlns:m="http://schemas.openxmlformats.org/officeDocument/2006/math" xmlns:v="urn:schemas-microsoft-com:vml" xmlns:wp14="http://schemas.microsoft.com/office/word/2010/wordprocessingDrawing" xmlns:wp="http://schemas.openxmlformats.org/drawingml/2006/wordprocessingDrawing" xmlns:w10="urn:schemas-microsoft-com:office:word" xmlns:w="http://schemas.openxmlformats.org/wordprocessingml/2006/main" xmlns:w14="http://schemas.microsoft.com/office/word/2010/wordml" xmlns:w15="http://schemas.microsoft.com/office/word/2012/wordml" xmlns:w16cex="http://schemas.microsoft.com/office/word/2018/wordml/cex" xmlns:w16cid="http://schemas.microsoft.com/office/word/2016/wordml/cid" xmlns:w16="http://schemas.microsoft.com/office/word/2018/wordml" xmlns:w16du="http://schemas.microsoft.com/office/word/2023/wordml/word16du" xmlns:w16sdtdh="http://schemas.microsoft.com/office/word/2020/wordml/sdtdatahash" xmlns:w16sdtfl="http://schemas.microsoft.com/office/word/2024/wordml/sdtformatlock" xmlns:w16se="http://schemas.microsoft.com/office/word/2015/wordml/symex" xmlns:wpg="http://schemas.microsoft.com/office/word/2010/wordprocessingGroup" xmlns:wpi="http://schemas.microsoft.com/office/word/2010/wordprocessingInk" xmlns:wne="http://schemas.microsoft.com/office/word/2006/wordml" xmlns:wps="http://schemas.microsoft.com/office/word/2010/wordprocessingShape" mc:Ignorable="w14 w15 w16se w16cid w16 w16cex w16sdtdh w16sdtfl w16du wp14">
   <w:p>
     <w:pPr>
       <w:pStyle w:val="Header"/>
@@ -15695,7 +15613,7 @@
 </file>
 
 <file path=word/header3.xml><?xml version="1.0" encoding="utf-8"?>
-<w:hdr xmlns:wpc="http://schemas.microsoft.com/office/word/2010/wordprocessingCanvas" xmlns:cx="http://schemas.microsoft.com/office/drawing/2014/chartex" xmlns:cx1="http://schemas.microsoft.com/office/drawing/2015/9/8/chartex" xmlns:cx2="http://schemas.microsoft.com/office/drawing/2015/10/21/chartex" xmlns:cx3="http://schemas.microsoft.com/office/drawing/2016/5/9/chartex" xmlns:cx4="http://schemas.microsoft.com/office/drawing/2016/5/10/chartex" xmlns:cx5="http://schemas.microsoft.com/office/drawing/2016/5/11/chartex" xmlns:cx6="http://schemas.microsoft.com/office/drawing/2016/5/12/chartex" xmlns:cx7="http://schemas.microsoft.com/office/drawing/2016/5/13/chartex" xmlns:cx8="http://schemas.microsoft.com/office/drawing/2016/5/14/chartex" xmlns:mc="http://schemas.openxmlformats.org/markup-compatibility/2006" xmlns:aink="http://schemas.microsoft.com/office/drawing/2016/ink" xmlns:am3d="http://schemas.microsoft.com/office/drawing/2017/model3d" xmlns:o="urn:schemas-microsoft-com:office:office" xmlns:r="http://schemas.openxmlformats.org/officeDocument/2006/relationships" xmlns:m="http://schemas.openxmlformats.org/officeDocument/2006/math" xmlns:v="urn:schemas-microsoft-com:vml" xmlns:wp14="http://schemas.microsoft.com/office/word/2010/wordprocessingDrawing" xmlns:wp="http://schemas.openxmlformats.org/drawingml/2006/wordprocessingDrawing" xmlns:w10="urn:schemas-microsoft-com:office:word" xmlns:w="http://schemas.openxmlformats.org/wordprocessingml/2006/main" xmlns:w14="http://schemas.microsoft.com/office/word/2010/wordml" xmlns:w15="http://schemas.microsoft.com/office/word/2012/wordml" xmlns:w16cid="http://schemas.microsoft.com/office/word/2016/wordml/cid" xmlns:w16se="http://schemas.microsoft.com/office/word/2015/wordml/symex" xmlns:wpg="http://schemas.microsoft.com/office/word/2010/wordprocessingGroup" xmlns:wpi="http://schemas.microsoft.com/office/word/2010/wordprocessingInk" xmlns:wne="http://schemas.microsoft.com/office/word/2006/wordml" xmlns:wps="http://schemas.microsoft.com/office/word/2010/wordprocessingShape" mc:Ignorable="w14 w15 w16se w16cid wp14">
+<w:hdr xmlns:wpc="http://schemas.microsoft.com/office/word/2010/wordprocessingCanvas" xmlns:cx="http://schemas.microsoft.com/office/drawing/2014/chartex" xmlns:cx1="http://schemas.microsoft.com/office/drawing/2015/9/8/chartex" xmlns:cx2="http://schemas.microsoft.com/office/drawing/2015/10/21/chartex" xmlns:cx3="http://schemas.microsoft.com/office/drawing/2016/5/9/chartex" xmlns:cx4="http://schemas.microsoft.com/office/drawing/2016/5/10/chartex" xmlns:cx5="http://schemas.microsoft.com/office/drawing/2016/5/11/chartex" xmlns:cx6="http://schemas.microsoft.com/office/drawing/2016/5/12/chartex" xmlns:cx7="http://schemas.microsoft.com/office/drawing/2016/5/13/chartex" xmlns:cx8="http://schemas.microsoft.com/office/drawing/2016/5/14/chartex" xmlns:mc="http://schemas.openxmlformats.org/markup-compatibility/2006" xmlns:aink="http://schemas.microsoft.com/office/drawing/2016/ink" xmlns:am3d="http://schemas.microsoft.com/office/drawing/2017/model3d" xmlns:o="urn:schemas-microsoft-com:office:office" xmlns:oel="http://schemas.microsoft.com/office/2019/extlst" xmlns:r="http://schemas.openxmlformats.org/officeDocument/2006/relationships" xmlns:m="http://schemas.openxmlformats.org/officeDocument/2006/math" xmlns:v="urn:schemas-microsoft-com:vml" xmlns:wp14="http://schemas.microsoft.com/office/word/2010/wordprocessingDrawing" xmlns:wp="http://schemas.openxmlformats.org/drawingml/2006/wordprocessingDrawing" xmlns:w10="urn:schemas-microsoft-com:office:word" xmlns:w="http://schemas.openxmlformats.org/wordprocessingml/2006/main" xmlns:w14="http://schemas.microsoft.com/office/word/2010/wordml" xmlns:w15="http://schemas.microsoft.com/office/word/2012/wordml" xmlns:w16cex="http://schemas.microsoft.com/office/word/2018/wordml/cex" xmlns:w16cid="http://schemas.microsoft.com/office/word/2016/wordml/cid" xmlns:w16="http://schemas.microsoft.com/office/word/2018/wordml" xmlns:w16du="http://schemas.microsoft.com/office/word/2023/wordml/word16du" xmlns:w16sdtdh="http://schemas.microsoft.com/office/word/2020/wordml/sdtdatahash" xmlns:w16sdtfl="http://schemas.microsoft.com/office/word/2024/wordml/sdtformatlock" xmlns:w16se="http://schemas.microsoft.com/office/word/2015/wordml/symex" xmlns:wpg="http://schemas.microsoft.com/office/word/2010/wordprocessingGroup" xmlns:wpi="http://schemas.microsoft.com/office/word/2010/wordprocessingInk" xmlns:wne="http://schemas.microsoft.com/office/word/2006/wordml" xmlns:wps="http://schemas.microsoft.com/office/word/2010/wordprocessingShape" mc:Ignorable="w14 w15 w16se w16cid w16 w16cex w16sdtdh w16sdtfl w16du wp14">
   <w:p>
     <w:pPr>
       <w:pStyle w:val="Header"/>
@@ -15705,7 +15623,7 @@
 </file>
 
 <file path=word/numbering.xml><?xml version="1.0" encoding="utf-8"?>
-<w:numbering xmlns:wpc="http://schemas.microsoft.com/office/word/2010/wordprocessingCanvas" xmlns:cx="http://schemas.microsoft.com/office/drawing/2014/chartex" xmlns:cx1="http://schemas.microsoft.com/office/drawing/2015/9/8/chartex" xmlns:cx2="http://schemas.microsoft.com/office/drawing/2015/10/21/chartex" xmlns:cx3="http://schemas.microsoft.com/office/drawing/2016/5/9/chartex" xmlns:cx4="http://schemas.microsoft.com/office/drawing/2016/5/10/chartex" xmlns:cx5="http://schemas.microsoft.com/office/drawing/2016/5/11/chartex" xmlns:cx6="http://schemas.microsoft.com/office/drawing/2016/5/12/chartex" xmlns:cx7="http://schemas.microsoft.com/office/drawing/2016/5/13/chartex" xmlns:cx8="http://schemas.microsoft.com/office/drawing/2016/5/14/chartex" xmlns:mc="http://schemas.openxmlformats.org/markup-compatibility/2006" xmlns:aink="http://schemas.microsoft.com/office/drawing/2016/ink" xmlns:am3d="http://schemas.microsoft.com/office/drawing/2017/model3d" xmlns:o="urn:schemas-microsoft-com:office:office" xmlns:r="http://schemas.openxmlformats.org/officeDocument/2006/relationships" xmlns:m="http://schemas.openxmlformats.org/officeDocument/2006/math" xmlns:v="urn:schemas-microsoft-com:vml" xmlns:wp14="http://schemas.microsoft.com/office/word/2010/wordprocessingDrawing" xmlns:wp="http://schemas.openxmlformats.org/drawingml/2006/wordprocessingDrawing" xmlns:w10="urn:schemas-microsoft-com:office:word" xmlns:w="http://schemas.openxmlformats.org/wordprocessingml/2006/main" xmlns:w14="http://schemas.microsoft.com/office/word/2010/wordml" xmlns:w15="http://schemas.microsoft.com/office/word/2012/wordml" xmlns:w16cid="http://schemas.microsoft.com/office/word/2016/wordml/cid" xmlns:w16se="http://schemas.microsoft.com/office/word/2015/wordml/symex" xmlns:wpg="http://schemas.microsoft.com/office/word/2010/wordprocessingGroup" xmlns:wpi="http://schemas.microsoft.com/office/word/2010/wordprocessingInk" xmlns:wne="http://schemas.microsoft.com/office/word/2006/wordml" xmlns:wps="http://schemas.microsoft.com/office/word/2010/wordprocessingShape" mc:Ignorable="w14 w15 w16se w16cid wp14">
+<w:numbering xmlns:wpc="http://schemas.microsoft.com/office/word/2010/wordprocessingCanvas" xmlns:cx="http://schemas.microsoft.com/office/drawing/2014/chartex" xmlns:cx1="http://schemas.microsoft.com/office/drawing/2015/9/8/chartex" xmlns:cx2="http://schemas.microsoft.com/office/drawing/2015/10/21/chartex" xmlns:cx3="http://schemas.microsoft.com/office/drawing/2016/5/9/chartex" xmlns:cx4="http://schemas.microsoft.com/office/drawing/2016/5/10/chartex" xmlns:cx5="http://schemas.microsoft.com/office/drawing/2016/5/11/chartex" xmlns:cx6="http://schemas.microsoft.com/office/drawing/2016/5/12/chartex" xmlns:cx7="http://schemas.microsoft.com/office/drawing/2016/5/13/chartex" xmlns:cx8="http://schemas.microsoft.com/office/drawing/2016/5/14/chartex" xmlns:mc="http://schemas.openxmlformats.org/markup-compatibility/2006" xmlns:aink="http://schemas.microsoft.com/office/drawing/2016/ink" xmlns:am3d="http://schemas.microsoft.com/office/drawing/2017/model3d" xmlns:o="urn:schemas-microsoft-com:office:office" xmlns:oel="http://schemas.microsoft.com/office/2019/extlst" xmlns:r="http://schemas.openxmlformats.org/officeDocument/2006/relationships" xmlns:m="http://schemas.openxmlformats.org/officeDocument/2006/math" xmlns:v="urn:schemas-microsoft-com:vml" xmlns:wp14="http://schemas.microsoft.com/office/word/2010/wordprocessingDrawing" xmlns:wp="http://schemas.openxmlformats.org/drawingml/2006/wordprocessingDrawing" xmlns:w10="urn:schemas-microsoft-com:office:word" xmlns:w="http://schemas.openxmlformats.org/wordprocessingml/2006/main" xmlns:w14="http://schemas.microsoft.com/office/word/2010/wordml" xmlns:w15="http://schemas.microsoft.com/office/word/2012/wordml" xmlns:w16cex="http://schemas.microsoft.com/office/word/2018/wordml/cex" xmlns:w16cid="http://schemas.microsoft.com/office/word/2016/wordml/cid" xmlns:w16="http://schemas.microsoft.com/office/word/2018/wordml" xmlns:w16du="http://schemas.microsoft.com/office/word/2023/wordml/word16du" xmlns:w16sdtdh="http://schemas.microsoft.com/office/word/2020/wordml/sdtdatahash" xmlns:w16sdtfl="http://schemas.microsoft.com/office/word/2024/wordml/sdtformatlock" xmlns:w16se="http://schemas.microsoft.com/office/word/2015/wordml/symex" xmlns:wpg="http://schemas.microsoft.com/office/word/2010/wordprocessingGroup" xmlns:wpi="http://schemas.microsoft.com/office/word/2010/wordprocessingInk" xmlns:wne="http://schemas.microsoft.com/office/word/2006/wordml" xmlns:wps="http://schemas.microsoft.com/office/word/2010/wordprocessingShape" mc:Ignorable="w14 w15 w16se w16cid w16 w16cex w16sdtdh w16sdtfl w16du wp14">
   <w:abstractNum w:abstractNumId="0" w15:restartNumberingAfterBreak="0">
     <w:nsid w:val="03050D0C"/>
     <w:multiLevelType w:val="multilevel"/>
@@ -16496,32 +16414,32 @@
       </w:rPr>
     </w:lvl>
   </w:abstractNum>
-  <w:num w:numId="1">
+  <w:num w:numId="1" w16cid:durableId="935940672">
     <w:abstractNumId w:val="6"/>
   </w:num>
-  <w:num w:numId="2">
+  <w:num w:numId="2" w16cid:durableId="807284035">
     <w:abstractNumId w:val="2"/>
   </w:num>
-  <w:num w:numId="3">
+  <w:num w:numId="3" w16cid:durableId="270283579">
     <w:abstractNumId w:val="0"/>
   </w:num>
-  <w:num w:numId="4">
+  <w:num w:numId="4" w16cid:durableId="627930911">
     <w:abstractNumId w:val="5"/>
   </w:num>
-  <w:num w:numId="5">
+  <w:num w:numId="5" w16cid:durableId="1464156478">
     <w:abstractNumId w:val="4"/>
   </w:num>
-  <w:num w:numId="6">
+  <w:num w:numId="6" w16cid:durableId="1631132681">
     <w:abstractNumId w:val="3"/>
   </w:num>
-  <w:num w:numId="7">
+  <w:num w:numId="7" w16cid:durableId="1117748488">
     <w:abstractNumId w:val="1"/>
   </w:num>
 </w:numbering>
 </file>
 
 <file path=word/styles.xml><?xml version="1.0" encoding="utf-8"?>
-<w:styles xmlns:mc="http://schemas.openxmlformats.org/markup-compatibility/2006" xmlns:r="http://schemas.openxmlformats.org/officeDocument/2006/relationships" xmlns:w="http://schemas.openxmlformats.org/wordprocessingml/2006/main" xmlns:w14="http://schemas.microsoft.com/office/word/2010/wordml" xmlns:w15="http://schemas.microsoft.com/office/word/2012/wordml" xmlns:w16cid="http://schemas.microsoft.com/office/word/2016/wordml/cid" xmlns:w16se="http://schemas.microsoft.com/office/word/2015/wordml/symex" mc:Ignorable="w14 w15 w16se w16cid">
+<w:styles xmlns:mc="http://schemas.openxmlformats.org/markup-compatibility/2006" xmlns:r="http://schemas.openxmlformats.org/officeDocument/2006/relationships" xmlns:w="http://schemas.openxmlformats.org/wordprocessingml/2006/main" xmlns:w14="http://schemas.microsoft.com/office/word/2010/wordml" xmlns:w15="http://schemas.microsoft.com/office/word/2012/wordml" xmlns:w16cex="http://schemas.microsoft.com/office/word/2018/wordml/cex" xmlns:w16cid="http://schemas.microsoft.com/office/word/2016/wordml/cid" xmlns:w16="http://schemas.microsoft.com/office/word/2018/wordml" xmlns:w16du="http://schemas.microsoft.com/office/word/2023/wordml/word16du" xmlns:w16sdtdh="http://schemas.microsoft.com/office/word/2020/wordml/sdtdatahash" xmlns:w16sdtfl="http://schemas.microsoft.com/office/word/2024/wordml/sdtformatlock" xmlns:w16se="http://schemas.microsoft.com/office/word/2015/wordml/symex" mc:Ignorable="w14 w15 w16se w16cid w16 w16cex w16sdtdh w16sdtfl w16du">
   <w:docDefaults>
     <w:rPrDefault>
       <w:rPr>
@@ -16539,7 +16457,7 @@
       </w:pPr>
     </w:pPrDefault>
   </w:docDefaults>
-  <w:latentStyles w:defLockedState="0" w:defUIPriority="99" w:defSemiHidden="0" w:defUnhideWhenUsed="0" w:defQFormat="0" w:count="375">
+  <w:latentStyles w:defLockedState="0" w:defUIPriority="99" w:defSemiHidden="0" w:defUnhideWhenUsed="0" w:defQFormat="0" w:count="376">
     <w:lsdException w:name="Normal" w:uiPriority="0" w:qFormat="1"/>
     <w:lsdException w:name="heading 1" w:uiPriority="9" w:qFormat="1"/>
     <w:lsdException w:name="heading 2" w:semiHidden="1" w:uiPriority="9" w:unhideWhenUsed="1" w:qFormat="1"/>
@@ -16915,6 +16833,7 @@
     <w:lsdException w:name="Smart Hyperlink" w:semiHidden="1" w:unhideWhenUsed="1"/>
     <w:lsdException w:name="Hashtag" w:semiHidden="1" w:unhideWhenUsed="1"/>
     <w:lsdException w:name="Unresolved Mention" w:semiHidden="1" w:unhideWhenUsed="1"/>
+    <w:lsdException w:name="Smart Link" w:semiHidden="1" w:unhideWhenUsed="1"/>
   </w:latentStyles>
   <w:style w:type="paragraph" w:default="1" w:styleId="Normal">
     <w:name w:val="Normal"/>
